--- a/П-41_Соловьев_АС_ПЗ-01.docx
+++ b/П-41_Соловьев_АС_ПЗ-01.docx
@@ -180,7 +180,7 @@
           <w:rFonts w:ascii="Times New Roman" w:hAnsi="Times New Roman" w:eastAsia="Times New Roman"/>
           <w:sz w:val="28"/>
         </w:rPr>
-        <w:t>2019</w:t>
+        <w:t>2026</w:t>
       </w:r>
     </w:p>
     <w:p>

--- a/П-41_Соловьев_АС_ПЗ-01.docx
+++ b/П-41_Соловьев_АС_ПЗ-01.docx
@@ -378,7 +378,7 @@
           <w:b w:val="0"/>
           <w:sz w:val="28"/>
         </w:rPr>
-        <w:t>В 1990-е гг. спрос со стороны традиционной группы потребителей резко сократился, а выпуск упал примерно до 2 тыс. мотоциклов. Предприятие, рассчитанное на значительно больший объем, оказалось далеко за точкой безубыточности и приблизилось к предбанкротному состоянию. Попытка одновременно осваивать несколько новых изделий — мотоциклы «Вояж» и «Кобра», вездеходы «Тайга», «Медведь» и «Егор» — проводилась при дефиците финансов. Из-за преждевременного вывода на рынок техники с конструктивными недостатками, не прошедшей необходимый цикл испытаний, имиджу предприятия был нанесен ущерб [1, с. 169].</w:t>
+        <w:t>В 1990-е гг. спрос со стороны традиционной группы потребителей резко сократился, а выпуск упал примерно до 2 тыс. мотоциклов. Предприятие, рассчитанное на значительно больший объем, оказалось далеко за точкой безубыточности и приблизилось к предбанкротному состоянию. (В источнике этот спад отнесён к «1986 году», что противоречит предыдущей фразе того же абзаца о снижении спроса «в 90-х годах»; очевидна опечатка, поэтому здесь указан период 1990-х гг.) Попытка одновременно осваивать несколько новых изделий — мотоциклы «Вояж» и «Кобра», вездеходы «Тайга», «Медведь» и «Егор» — проводилась при дефиците финансов. Из-за преждевременного вывода на рынок техники с конструктивными недостатками, не прошедшей необходимый цикл испытаний, имиджу предприятия был нанесен ущерб [1, с. 169].</w:t>
       </w:r>
     </w:p>
     <w:p>

--- a/П-41_Соловьев_АС_ПЗ-01.docx
+++ b/П-41_Соловьев_АС_ПЗ-01.docx
@@ -191,12 +191,12 @@
     <w:p>
       <w:pPr>
         <w:pStyle w:val="Heading1"/>
-        <w:jc w:val="left"/>
       </w:pPr>
       <w:r>
         <w:rPr>
           <w:rFonts w:ascii="Times New Roman" w:hAnsi="Times New Roman" w:eastAsia="Times New Roman"/>
           <w:b/>
+          <w:i w:val="0"/>
           <w:sz w:val="32"/>
         </w:rPr>
         <w:t>1. Название и цель работы</w:t>
@@ -204,7 +204,7 @@
     </w:p>
     <w:p>
       <w:pPr>
-        <w:spacing w:line="360" w:lineRule="auto" w:after="0" w:before="0"/>
+        <w:spacing w:line="360" w:lineRule="auto" w:before="0" w:after="0"/>
         <w:ind w:firstLine="709"/>
         <w:jc w:val="both"/>
       </w:pPr>
@@ -212,6 +212,7 @@
         <w:rPr>
           <w:rFonts w:ascii="Times New Roman" w:hAnsi="Times New Roman" w:eastAsia="Times New Roman"/>
           <w:b/>
+          <w:i w:val="0"/>
           <w:sz w:val="28"/>
         </w:rPr>
         <w:t>Название работы:</w:t>
@@ -220,14 +221,15 @@
         <w:rPr>
           <w:rFonts w:ascii="Times New Roman" w:hAnsi="Times New Roman" w:eastAsia="Times New Roman"/>
           <w:b w:val="0"/>
+          <w:i w:val="0"/>
           <w:sz w:val="28"/>
         </w:rPr>
-        <w:t xml:space="preserve"> «Анализ факторов, критериев и ограничений при принятии управленческих решений (на примере ОАО „Ирбитский мотоциклетный завод“)».</w:t>
+        <w:t xml:space="preserve"> «Анализ факторов, критериев и ограничений при принятии управленческих решений (на примере ОАО «Ирбитский мотоциклетный завод»)».</w:t>
       </w:r>
     </w:p>
     <w:p>
       <w:pPr>
-        <w:spacing w:line="360" w:lineRule="auto" w:after="0" w:before="0"/>
+        <w:spacing w:line="360" w:lineRule="auto" w:before="0" w:after="0"/>
         <w:ind w:firstLine="709"/>
         <w:jc w:val="both"/>
       </w:pPr>
@@ -235,6 +237,7 @@
         <w:rPr>
           <w:rFonts w:ascii="Times New Roman" w:hAnsi="Times New Roman" w:eastAsia="Times New Roman"/>
           <w:b/>
+          <w:i w:val="0"/>
           <w:sz w:val="28"/>
         </w:rPr>
         <w:t>Цель работы:</w:t>
@@ -243,6 +246,7 @@
         <w:rPr>
           <w:rFonts w:ascii="Times New Roman" w:hAnsi="Times New Roman" w:eastAsia="Times New Roman"/>
           <w:b w:val="0"/>
+          <w:i w:val="0"/>
           <w:sz w:val="28"/>
         </w:rPr>
         <w:t xml:space="preserve"> развитие практических навыков самостоятельного анализа факторов, влияющих на принятие управленческого решения, определения критериев выбора и ограничений, а также построения взаимосвязанной системы решений применительно к описанной управленческой ситуации [1, с. 133–135, 169–170].</w:t>
@@ -251,12 +255,12 @@
     <w:p>
       <w:pPr>
         <w:pStyle w:val="Heading1"/>
-        <w:jc w:val="left"/>
       </w:pPr>
       <w:r>
         <w:rPr>
           <w:rFonts w:ascii="Times New Roman" w:hAnsi="Times New Roman" w:eastAsia="Times New Roman"/>
           <w:b/>
+          <w:i w:val="0"/>
           <w:sz w:val="32"/>
         </w:rPr>
         <w:t>2. Список исполнителей</w:t>
@@ -264,7 +268,7 @@
     </w:p>
     <w:p>
       <w:pPr>
-        <w:spacing w:line="360" w:lineRule="auto" w:after="0" w:before="0"/>
+        <w:spacing w:line="360" w:lineRule="auto" w:before="0" w:after="0"/>
         <w:ind w:firstLine="709"/>
         <w:jc w:val="both"/>
       </w:pPr>
@@ -272,6 +276,7 @@
         <w:rPr>
           <w:rFonts w:ascii="Times New Roman" w:hAnsi="Times New Roman" w:eastAsia="Times New Roman"/>
           <w:b w:val="0"/>
+          <w:i w:val="0"/>
           <w:sz w:val="28"/>
         </w:rPr>
         <w:t>Соловьев А. С., группа П-41.</w:t>
@@ -280,12 +285,12 @@
     <w:p>
       <w:pPr>
         <w:pStyle w:val="Heading1"/>
-        <w:jc w:val="left"/>
       </w:pPr>
       <w:r>
         <w:rPr>
           <w:rFonts w:ascii="Times New Roman" w:hAnsi="Times New Roman" w:eastAsia="Times New Roman"/>
           <w:b/>
+          <w:i w:val="0"/>
           <w:sz w:val="32"/>
         </w:rPr>
         <w:t>3. Вид и сфера деятельности</w:t>
@@ -293,7 +298,7 @@
     </w:p>
     <w:p>
       <w:pPr>
-        <w:spacing w:line="360" w:lineRule="auto" w:after="0" w:before="0"/>
+        <w:spacing w:line="360" w:lineRule="auto" w:before="0" w:after="0"/>
         <w:ind w:firstLine="709"/>
         <w:jc w:val="both"/>
       </w:pPr>
@@ -301,6 +306,7 @@
         <w:rPr>
           <w:rFonts w:ascii="Times New Roman" w:hAnsi="Times New Roman" w:eastAsia="Times New Roman"/>
           <w:b/>
+          <w:i w:val="0"/>
           <w:sz w:val="28"/>
         </w:rPr>
         <w:t>Вид деятельности:</w:t>
@@ -309,14 +315,15 @@
         <w:rPr>
           <w:rFonts w:ascii="Times New Roman" w:hAnsi="Times New Roman" w:eastAsia="Times New Roman"/>
           <w:b w:val="0"/>
+          <w:i w:val="0"/>
           <w:sz w:val="28"/>
         </w:rPr>
-        <w:t xml:space="preserve"> производственная предпринимательская деятельность — разработка, изготовление и реализация мототехники.</w:t>
+        <w:t xml:space="preserve"> производственная предпринимательская деятельность - разработка, изготовление и реализация мототехники.</w:t>
       </w:r>
     </w:p>
     <w:p>
       <w:pPr>
-        <w:spacing w:line="360" w:lineRule="auto" w:after="0" w:before="0"/>
+        <w:spacing w:line="360" w:lineRule="auto" w:before="0" w:after="0"/>
         <w:ind w:firstLine="709"/>
         <w:jc w:val="both"/>
       </w:pPr>
@@ -324,6 +331,7 @@
         <w:rPr>
           <w:rFonts w:ascii="Times New Roman" w:hAnsi="Times New Roman" w:eastAsia="Times New Roman"/>
           <w:b/>
+          <w:i w:val="0"/>
           <w:sz w:val="28"/>
         </w:rPr>
         <w:t>Сфера деятельности:</w:t>
@@ -332,20 +340,21 @@
         <w:rPr>
           <w:rFonts w:ascii="Times New Roman" w:hAnsi="Times New Roman" w:eastAsia="Times New Roman"/>
           <w:b w:val="0"/>
+          <w:i w:val="0"/>
           <w:sz w:val="28"/>
         </w:rPr>
-        <w:t xml:space="preserve"> машиностроение, в частности производство тяжелых мотоциклов (объем двигателя от 650 куб. см) и ранее — вездеходной техники. Рассматриваемая управленческая ситуация относится также к сфере стратегического продуктового и рыночного развития предприятия.</w:t>
+        <w:t xml:space="preserve"> машиностроение, в частности производство тяжелых мотоциклов (объем двигателя от 650 куб. см) и ранее - вездеходной техники. Рассматриваемая управленческая ситуация относится также к сфере стратегического продуктового и рыночного развития предприятия.</w:t>
       </w:r>
     </w:p>
     <w:p>
       <w:pPr>
         <w:pStyle w:val="Heading1"/>
-        <w:jc w:val="left"/>
       </w:pPr>
       <w:r>
         <w:rPr>
           <w:rFonts w:ascii="Times New Roman" w:hAnsi="Times New Roman" w:eastAsia="Times New Roman"/>
           <w:b/>
+          <w:i w:val="0"/>
           <w:sz w:val="32"/>
         </w:rPr>
         <w:t>4. Исходная ситуация</w:t>
@@ -353,7 +362,7 @@
     </w:p>
     <w:p>
       <w:pPr>
-        <w:spacing w:line="360" w:lineRule="auto" w:after="0" w:before="0"/>
+        <w:spacing w:line="360" w:lineRule="auto" w:before="0" w:after="0"/>
         <w:ind w:firstLine="709"/>
         <w:jc w:val="both"/>
       </w:pPr>
@@ -361,6 +370,7 @@
         <w:rPr>
           <w:rFonts w:ascii="Times New Roman" w:hAnsi="Times New Roman" w:eastAsia="Times New Roman"/>
           <w:b w:val="0"/>
+          <w:i w:val="0"/>
           <w:sz w:val="28"/>
         </w:rPr>
         <w:t>ОАО «Ирбитский мотоциклетный завод» (ИМЗ) специализировалось на выпуске тяжелых мотоциклов с коляской. В 1990 г. максимальный объем производства составил 130 тыс. мотоциклов. Основными покупателями являлись жители сельской местности и малых городов, использовавшие мотоциклы для перевозки людей и небольших грузов по плохим дорогам и бездорожью, а также для отдыха и хозяйственных поездок [1, с. 169].</w:t>
@@ -368,7 +378,7 @@
     </w:p>
     <w:p>
       <w:pPr>
-        <w:spacing w:line="360" w:lineRule="auto" w:after="0" w:before="0"/>
+        <w:spacing w:line="360" w:lineRule="auto" w:before="0" w:after="0"/>
         <w:ind w:firstLine="709"/>
         <w:jc w:val="both"/>
       </w:pPr>
@@ -376,14 +386,15 @@
         <w:rPr>
           <w:rFonts w:ascii="Times New Roman" w:hAnsi="Times New Roman" w:eastAsia="Times New Roman"/>
           <w:b w:val="0"/>
+          <w:i w:val="0"/>
           <w:sz w:val="28"/>
         </w:rPr>
-        <w:t>В 1990-е гг. спрос со стороны традиционной группы потребителей резко сократился, а выпуск упал примерно до 2 тыс. мотоциклов. Предприятие, рассчитанное на значительно больший объем, оказалось далеко за точкой безубыточности и приблизилось к предбанкротному состоянию. (В источнике этот спад отнесён к «1986 году», что противоречит предыдущей фразе того же абзаца о снижении спроса «в 90-х годах»; очевидна опечатка, поэтому здесь указан период 1990-х гг.) Попытка одновременно осваивать несколько новых изделий — мотоциклы «Вояж» и «Кобра», вездеходы «Тайга», «Медведь» и «Егор» — проводилась при дефиците финансов. Из-за преждевременного вывода на рынок техники с конструктивными недостатками, не прошедшей необходимый цикл испытаний, имиджу предприятия был нанесен ущерб [1, с. 169].</w:t>
+        <w:t>В 1990-е гг. спрос со стороны традиционной группы потребителей резко сократился, а выпуск упал примерно до 2 тыс. мотоциклов. Предприятие, рассчитанное на значительно больший объем, оказалось далеко за точкой безубыточности и приблизилось к предбанкротному состоянию. (В источнике этот спад отнесён к «1986 году», что противоречит предыдущей фразе того же абзаца о снижении спроса «в 90-х годах»; очевидна опечатка, поэтому здесь указан период 1990-х гг.) Попытка одновременно осваивать несколько новых изделий - мотоциклы «Вояж» и «Кобра», вездеходы «Тайга», «Медведь» и «Егор» - проводилась при дефиците финансов. Из-за преждевременного вывода на рынок техники с конструктивными недостатками, не прошедшей необходимый цикл испытаний, имиджу предприятия был нанесен ущерб [1, с. 169].</w:t>
       </w:r>
     </w:p>
     <w:p>
       <w:pPr>
-        <w:spacing w:line="360" w:lineRule="auto" w:after="0" w:before="0"/>
+        <w:spacing w:line="360" w:lineRule="auto" w:before="0" w:after="0"/>
         <w:ind w:firstLine="709"/>
         <w:jc w:val="both"/>
       </w:pPr>
@@ -391,20 +402,21 @@
         <w:rPr>
           <w:rFonts w:ascii="Times New Roman" w:hAnsi="Times New Roman" w:eastAsia="Times New Roman"/>
           <w:b w:val="0"/>
+          <w:i w:val="0"/>
           <w:sz w:val="28"/>
         </w:rPr>
-        <w:t>В 1998 г. руководство признало традиционный российский рынок тяжелых мотоциклов как утилитарного транспорта неперспективным. Более привлекательным был определен сегмент тяжелых мотоциклов для развлечения. Предприятие переориентировалось на мотоциклы-одиночки, обеспечило выпуск моделей «Вояж» и «Волк», прекратило разработки вездеходов, начало сокращать избыточные производства и площади, развивать бренд «Урал — русский мотоцикл» и систему качества по стандартам ISO 9001 [1, с. 170].</w:t>
+        <w:t>В 1998 г. руководство признало традиционный российский рынок тяжелых мотоциклов как утилитарного транспорта неперспективным. Более привлекательным был определен сегмент тяжелых мотоциклов для развлечения. Предприятие переориентировалось на мотоциклы-одиночки, обеспечило выпуск моделей «Вояж» и «Волк», прекратило разработки вездеходов, начало сокращать избыточные производства и площади, развивать бренд «Урал - русский мотоцикл» и систему качества по стандартам ISO 9001 [1, с. 170].</w:t>
       </w:r>
     </w:p>
     <w:p>
       <w:pPr>
         <w:pStyle w:val="Heading1"/>
-        <w:jc w:val="left"/>
       </w:pPr>
       <w:r>
         <w:rPr>
           <w:rFonts w:ascii="Times New Roman" w:hAnsi="Times New Roman" w:eastAsia="Times New Roman"/>
           <w:b/>
+          <w:i w:val="0"/>
           <w:sz w:val="32"/>
         </w:rPr>
         <w:t>5. Выбор направления изменений методом исключения</w:t>
@@ -412,7 +424,7 @@
     </w:p>
     <w:p>
       <w:pPr>
-        <w:spacing w:line="360" w:lineRule="auto" w:after="0" w:before="0"/>
+        <w:spacing w:line="360" w:lineRule="auto" w:before="0" w:after="0"/>
         <w:ind w:firstLine="709"/>
         <w:jc w:val="both"/>
       </w:pPr>
@@ -420,6 +432,7 @@
         <w:rPr>
           <w:rFonts w:ascii="Times New Roman" w:hAnsi="Times New Roman" w:eastAsia="Times New Roman"/>
           <w:b w:val="0"/>
+          <w:i w:val="0"/>
           <w:sz w:val="28"/>
         </w:rPr>
         <w:t>Метод исключения предполагает последовательное отклонение альтернатив, которые не отвечают установленным критериям либо нарушают существенные ограничения. Для выбора используются следующие критерии:</w:t>
@@ -427,7 +440,7 @@
     </w:p>
     <w:p>
       <w:pPr>
-        <w:spacing w:line="360" w:lineRule="auto" w:after="0" w:before="0"/>
+        <w:spacing w:line="360" w:lineRule="auto" w:before="0" w:after="0"/>
         <w:ind w:left="709" w:hanging="369"/>
         <w:jc w:val="both"/>
       </w:pPr>
@@ -435,6 +448,7 @@
         <w:rPr>
           <w:rFonts w:ascii="Times New Roman" w:hAnsi="Times New Roman" w:eastAsia="Times New Roman"/>
           <w:b w:val="0"/>
+          <w:i w:val="0"/>
           <w:sz w:val="28"/>
         </w:rPr>
         <w:t>1. наличие перспективного платежеспособного спроса;</w:t>
@@ -442,7 +456,7 @@
     </w:p>
     <w:p>
       <w:pPr>
-        <w:spacing w:line="360" w:lineRule="auto" w:after="0" w:before="0"/>
+        <w:spacing w:line="360" w:lineRule="auto" w:before="0" w:after="0"/>
         <w:ind w:left="709" w:hanging="369"/>
         <w:jc w:val="both"/>
       </w:pPr>
@@ -450,6 +464,7 @@
         <w:rPr>
           <w:rFonts w:ascii="Times New Roman" w:hAnsi="Times New Roman" w:eastAsia="Times New Roman"/>
           <w:b w:val="0"/>
+          <w:i w:val="0"/>
           <w:sz w:val="28"/>
         </w:rPr>
         <w:t>2. соответствие компетенциям и бренду ИМЗ;</w:t>
@@ -457,7 +472,7 @@
     </w:p>
     <w:p>
       <w:pPr>
-        <w:spacing w:line="360" w:lineRule="auto" w:after="0" w:before="0"/>
+        <w:spacing w:line="360" w:lineRule="auto" w:before="0" w:after="0"/>
         <w:ind w:left="709" w:hanging="369"/>
         <w:jc w:val="both"/>
       </w:pPr>
@@ -465,6 +480,7 @@
         <w:rPr>
           <w:rFonts w:ascii="Times New Roman" w:hAnsi="Times New Roman" w:eastAsia="Times New Roman"/>
           <w:b w:val="0"/>
+          <w:i w:val="0"/>
           <w:sz w:val="28"/>
         </w:rPr>
         <w:t>3. экономическая целесообразность и возможность приблизиться к безубыточности;</w:t>
@@ -472,7 +488,7 @@
     </w:p>
     <w:p>
       <w:pPr>
-        <w:spacing w:line="360" w:lineRule="auto" w:after="0" w:before="0"/>
+        <w:spacing w:line="360" w:lineRule="auto" w:before="0" w:after="0"/>
         <w:ind w:left="709" w:hanging="369"/>
         <w:jc w:val="both"/>
       </w:pPr>
@@ -480,6 +496,7 @@
         <w:rPr>
           <w:rFonts w:ascii="Times New Roman" w:hAnsi="Times New Roman" w:eastAsia="Times New Roman"/>
           <w:b w:val="0"/>
+          <w:i w:val="0"/>
           <w:sz w:val="28"/>
         </w:rPr>
         <w:t>4. допустимость требуемых вложений при дефиците финансов;</w:t>
@@ -487,7 +504,7 @@
     </w:p>
     <w:p>
       <w:pPr>
-        <w:spacing w:line="360" w:lineRule="auto" w:after="0" w:before="0"/>
+        <w:spacing w:line="360" w:lineRule="auto" w:before="0" w:after="0"/>
         <w:ind w:left="709" w:hanging="369"/>
         <w:jc w:val="both"/>
       </w:pPr>
@@ -495,6 +512,7 @@
         <w:rPr>
           <w:rFonts w:ascii="Times New Roman" w:hAnsi="Times New Roman" w:eastAsia="Times New Roman"/>
           <w:b w:val="0"/>
+          <w:i w:val="0"/>
           <w:sz w:val="28"/>
         </w:rPr>
         <w:t>5. обеспечение качества, надежности и безопасности продукции;</w:t>
@@ -502,7 +520,7 @@
     </w:p>
     <w:p>
       <w:pPr>
-        <w:spacing w:line="360" w:lineRule="auto" w:after="0" w:before="0"/>
+        <w:spacing w:line="360" w:lineRule="auto" w:before="0" w:after="0"/>
         <w:ind w:left="709" w:hanging="369"/>
         <w:jc w:val="both"/>
       </w:pPr>
@@ -510,6 +528,7 @@
         <w:rPr>
           <w:rFonts w:ascii="Times New Roman" w:hAnsi="Times New Roman" w:eastAsia="Times New Roman"/>
           <w:b w:val="0"/>
+          <w:i w:val="0"/>
           <w:sz w:val="28"/>
         </w:rPr>
         <w:t>6. управляемость технического, рыночного и репутационного риска;</w:t>
@@ -517,7 +536,7 @@
     </w:p>
     <w:p>
       <w:pPr>
-        <w:spacing w:line="360" w:lineRule="auto" w:after="0" w:before="0"/>
+        <w:spacing w:line="360" w:lineRule="auto" w:before="0" w:after="0"/>
         <w:ind w:left="709" w:hanging="369"/>
         <w:jc w:val="both"/>
       </w:pPr>
@@ -525,6 +544,7 @@
         <w:rPr>
           <w:rFonts w:ascii="Times New Roman" w:hAnsi="Times New Roman" w:eastAsia="Times New Roman"/>
           <w:b w:val="0"/>
+          <w:i w:val="0"/>
           <w:sz w:val="28"/>
         </w:rPr>
         <w:t>7. положительный долгосрочный, технический и социальный эффект.</w:t>
@@ -535,13 +555,14 @@
         <w:tblStyle w:val="TableGrid"/>
         <w:tblW w:type="auto" w:w="0"/>
         <w:jc w:val="center"/>
-        <w:tblLayout w:type="autofit"/>
+        <w:tblLayout w:type="fixed"/>
         <w:tblLook w:firstColumn="1" w:firstRow="1" w:lastColumn="0" w:lastRow="0" w:noHBand="0" w:noVBand="1" w:val="04A0"/>
+        <w:tblLayout w:type="fixed"/>
       </w:tblPr>
       <w:tblGrid>
-        <w:gridCol w:w="3230"/>
-        <w:gridCol w:w="3230"/>
-        <w:gridCol w:w="3230"/>
+        <w:gridCol w:w="1593"/>
+        <w:gridCol w:w="879"/>
+        <w:gridCol w:w="6883"/>
       </w:tblGrid>
       <w:tr>
         <w:trPr>
@@ -550,27 +571,27 @@
         </w:trPr>
         <w:tc>
           <w:tcPr>
-            <w:tcW w:type="dxa" w:w="3230"/>
+            <w:tcW w:type="dxa" w:w="1593"/>
+            <w:tcMar>
+              <w:top w:w="55" w:type="dxa"/>
+              <w:start w:w="65" w:type="dxa"/>
+              <w:bottom w:w="55" w:type="dxa"/>
+              <w:end w:w="65" w:type="dxa"/>
+            </w:tcMar>
             <w:vAlign w:val="center"/>
-            <w:tcMar>
-              <w:top w:w="80" w:type="dxa"/>
-              <w:start w:w="90" w:type="dxa"/>
-              <w:bottom w:w="80" w:type="dxa"/>
-              <w:end w:w="90" w:type="dxa"/>
-            </w:tcMar>
             <w:shd w:fill="D9E2F3"/>
           </w:tcPr>
           <w:p>
             <w:pPr>
-              <w:spacing w:after="0" w:line="240" w:lineRule="auto"/>
+              <w:spacing w:line="240" w:lineRule="auto" w:before="0" w:after="0"/>
               <w:jc w:val="center"/>
             </w:pPr>
-            <w:r/>
             <w:r>
               <w:rPr>
                 <w:rFonts w:ascii="Times New Roman" w:hAnsi="Times New Roman" w:eastAsia="Times New Roman"/>
                 <w:b/>
-                <w:sz w:val="21"/>
+                <w:i w:val="0"/>
+                <w:sz w:val="20"/>
               </w:rPr>
               <w:t>Направление</w:t>
             </w:r>
@@ -578,27 +599,27 @@
         </w:tc>
         <w:tc>
           <w:tcPr>
-            <w:tcW w:type="dxa" w:w="3230"/>
+            <w:tcW w:type="dxa" w:w="879"/>
+            <w:tcMar>
+              <w:top w:w="55" w:type="dxa"/>
+              <w:start w:w="65" w:type="dxa"/>
+              <w:bottom w:w="55" w:type="dxa"/>
+              <w:end w:w="65" w:type="dxa"/>
+            </w:tcMar>
             <w:vAlign w:val="center"/>
-            <w:tcMar>
-              <w:top w:w="80" w:type="dxa"/>
-              <w:start w:w="90" w:type="dxa"/>
-              <w:bottom w:w="80" w:type="dxa"/>
-              <w:end w:w="90" w:type="dxa"/>
-            </w:tcMar>
             <w:shd w:fill="D9E2F3"/>
           </w:tcPr>
           <w:p>
             <w:pPr>
-              <w:spacing w:after="0" w:line="240" w:lineRule="auto"/>
+              <w:spacing w:line="240" w:lineRule="auto" w:before="0" w:after="0"/>
               <w:jc w:val="center"/>
             </w:pPr>
-            <w:r/>
             <w:r>
               <w:rPr>
                 <w:rFonts w:ascii="Times New Roman" w:hAnsi="Times New Roman" w:eastAsia="Times New Roman"/>
                 <w:b/>
-                <w:sz w:val="21"/>
+                <w:i w:val="0"/>
+                <w:sz w:val="20"/>
               </w:rPr>
               <w:t>Решение</w:t>
             </w:r>
@@ -606,27 +627,27 @@
         </w:tc>
         <w:tc>
           <w:tcPr>
-            <w:tcW w:type="dxa" w:w="3230"/>
+            <w:tcW w:type="dxa" w:w="6883"/>
+            <w:tcMar>
+              <w:top w:w="55" w:type="dxa"/>
+              <w:start w:w="65" w:type="dxa"/>
+              <w:bottom w:w="55" w:type="dxa"/>
+              <w:end w:w="65" w:type="dxa"/>
+            </w:tcMar>
             <w:vAlign w:val="center"/>
-            <w:tcMar>
-              <w:top w:w="80" w:type="dxa"/>
-              <w:start w:w="90" w:type="dxa"/>
-              <w:bottom w:w="80" w:type="dxa"/>
-              <w:end w:w="90" w:type="dxa"/>
-            </w:tcMar>
             <w:shd w:fill="D9E2F3"/>
           </w:tcPr>
           <w:p>
             <w:pPr>
-              <w:spacing w:after="0" w:line="240" w:lineRule="auto"/>
+              <w:spacing w:line="240" w:lineRule="auto" w:before="0" w:after="0"/>
               <w:jc w:val="center"/>
             </w:pPr>
-            <w:r/>
             <w:r>
               <w:rPr>
                 <w:rFonts w:ascii="Times New Roman" w:hAnsi="Times New Roman" w:eastAsia="Times New Roman"/>
                 <w:b/>
-                <w:sz w:val="21"/>
+                <w:i w:val="0"/>
+                <w:sz w:val="20"/>
               </w:rPr>
               <w:t>Лаконичная аргументация</w:t>
             </w:r>
@@ -639,26 +660,26 @@
         </w:trPr>
         <w:tc>
           <w:tcPr>
-            <w:tcW w:type="dxa" w:w="3230"/>
+            <w:tcW w:type="dxa" w:w="1593"/>
+            <w:tcMar>
+              <w:top w:w="55" w:type="dxa"/>
+              <w:start w:w="65" w:type="dxa"/>
+              <w:bottom w:w="55" w:type="dxa"/>
+              <w:end w:w="65" w:type="dxa"/>
+            </w:tcMar>
             <w:vAlign w:val="center"/>
-            <w:tcMar>
-              <w:top w:w="80" w:type="dxa"/>
-              <w:start w:w="90" w:type="dxa"/>
-              <w:bottom w:w="80" w:type="dxa"/>
-              <w:end w:w="90" w:type="dxa"/>
-            </w:tcMar>
           </w:tcPr>
           <w:p>
             <w:pPr>
-              <w:spacing w:after="0" w:line="240" w:lineRule="auto"/>
+              <w:spacing w:line="240" w:lineRule="auto" w:before="0" w:after="0"/>
               <w:jc w:val="left"/>
             </w:pPr>
-            <w:r/>
             <w:r>
               <w:rPr>
                 <w:rFonts w:ascii="Times New Roman" w:hAnsi="Times New Roman" w:eastAsia="Times New Roman"/>
                 <w:b w:val="0"/>
-                <w:sz w:val="21"/>
+                <w:i w:val="0"/>
+                <w:sz w:val="20"/>
               </w:rPr>
               <w:t>1. Расширение номенклатуры производства</w:t>
             </w:r>
@@ -666,26 +687,26 @@
         </w:tc>
         <w:tc>
           <w:tcPr>
-            <w:tcW w:type="dxa" w:w="3230"/>
+            <w:tcW w:type="dxa" w:w="879"/>
+            <w:tcMar>
+              <w:top w:w="55" w:type="dxa"/>
+              <w:start w:w="65" w:type="dxa"/>
+              <w:bottom w:w="55" w:type="dxa"/>
+              <w:end w:w="65" w:type="dxa"/>
+            </w:tcMar>
             <w:vAlign w:val="center"/>
-            <w:tcMar>
-              <w:top w:w="80" w:type="dxa"/>
-              <w:start w:w="90" w:type="dxa"/>
-              <w:bottom w:w="80" w:type="dxa"/>
-              <w:end w:w="90" w:type="dxa"/>
-            </w:tcMar>
           </w:tcPr>
           <w:p>
             <w:pPr>
-              <w:spacing w:after="0" w:line="240" w:lineRule="auto"/>
+              <w:spacing w:line="240" w:lineRule="auto" w:before="0" w:after="0"/>
               <w:jc w:val="left"/>
             </w:pPr>
-            <w:r/>
             <w:r>
               <w:rPr>
                 <w:rFonts w:ascii="Times New Roman" w:hAnsi="Times New Roman" w:eastAsia="Times New Roman"/>
                 <w:b/>
-                <w:sz w:val="21"/>
+                <w:i w:val="0"/>
+                <w:sz w:val="20"/>
               </w:rPr>
               <w:t>Отклонить</w:t>
             </w:r>
@@ -693,26 +714,26 @@
         </w:tc>
         <w:tc>
           <w:tcPr>
-            <w:tcW w:type="dxa" w:w="3230"/>
+            <w:tcW w:type="dxa" w:w="6883"/>
+            <w:tcMar>
+              <w:top w:w="55" w:type="dxa"/>
+              <w:start w:w="65" w:type="dxa"/>
+              <w:bottom w:w="55" w:type="dxa"/>
+              <w:end w:w="65" w:type="dxa"/>
+            </w:tcMar>
             <w:vAlign w:val="center"/>
-            <w:tcMar>
-              <w:top w:w="80" w:type="dxa"/>
-              <w:start w:w="90" w:type="dxa"/>
-              <w:bottom w:w="80" w:type="dxa"/>
-              <w:end w:w="90" w:type="dxa"/>
-            </w:tcMar>
           </w:tcPr>
           <w:p>
             <w:pPr>
-              <w:spacing w:after="0" w:line="240" w:lineRule="auto"/>
+              <w:spacing w:line="240" w:lineRule="auto" w:before="0" w:after="0"/>
               <w:jc w:val="left"/>
             </w:pPr>
-            <w:r/>
             <w:r>
               <w:rPr>
                 <w:rFonts w:ascii="Times New Roman" w:hAnsi="Times New Roman" w:eastAsia="Times New Roman"/>
                 <w:b w:val="0"/>
-                <w:sz w:val="21"/>
+                <w:i w:val="0"/>
+                <w:sz w:val="20"/>
               </w:rPr>
               <w:t>Одновременная разработка нескольких мотоциклов и вездеходов уже распылила дефицитные ресурсы. Поспешный выпуск недоработанных изделий нанес ущерб репутации. Расширение номенклатуры до стабилизации качества и финансов увеличит сложность и риск.</w:t>
             </w:r>
@@ -725,26 +746,26 @@
         </w:trPr>
         <w:tc>
           <w:tcPr>
-            <w:tcW w:type="dxa" w:w="3230"/>
+            <w:tcW w:type="dxa" w:w="1593"/>
+            <w:tcMar>
+              <w:top w:w="55" w:type="dxa"/>
+              <w:start w:w="65" w:type="dxa"/>
+              <w:bottom w:w="55" w:type="dxa"/>
+              <w:end w:w="65" w:type="dxa"/>
+            </w:tcMar>
             <w:vAlign w:val="center"/>
-            <w:tcMar>
-              <w:top w:w="80" w:type="dxa"/>
-              <w:start w:w="90" w:type="dxa"/>
-              <w:bottom w:w="80" w:type="dxa"/>
-              <w:end w:w="90" w:type="dxa"/>
-            </w:tcMar>
           </w:tcPr>
           <w:p>
             <w:pPr>
-              <w:spacing w:after="0" w:line="240" w:lineRule="auto"/>
+              <w:spacing w:line="240" w:lineRule="auto" w:before="0" w:after="0"/>
               <w:jc w:val="left"/>
             </w:pPr>
-            <w:r/>
             <w:r>
               <w:rPr>
                 <w:rFonts w:ascii="Times New Roman" w:hAnsi="Times New Roman" w:eastAsia="Times New Roman"/>
                 <w:b w:val="0"/>
-                <w:sz w:val="21"/>
+                <w:i w:val="0"/>
+                <w:sz w:val="20"/>
               </w:rPr>
               <w:t>2. Увеличение объемов производства</w:t>
             </w:r>
@@ -752,26 +773,26 @@
         </w:tc>
         <w:tc>
           <w:tcPr>
-            <w:tcW w:type="dxa" w:w="3230"/>
+            <w:tcW w:type="dxa" w:w="879"/>
+            <w:tcMar>
+              <w:top w:w="55" w:type="dxa"/>
+              <w:start w:w="65" w:type="dxa"/>
+              <w:bottom w:w="55" w:type="dxa"/>
+              <w:end w:w="65" w:type="dxa"/>
+            </w:tcMar>
             <w:vAlign w:val="center"/>
-            <w:tcMar>
-              <w:top w:w="80" w:type="dxa"/>
-              <w:start w:w="90" w:type="dxa"/>
-              <w:bottom w:w="80" w:type="dxa"/>
-              <w:end w:w="90" w:type="dxa"/>
-            </w:tcMar>
           </w:tcPr>
           <w:p>
             <w:pPr>
-              <w:spacing w:after="0" w:line="240" w:lineRule="auto"/>
+              <w:spacing w:line="240" w:lineRule="auto" w:before="0" w:after="0"/>
               <w:jc w:val="left"/>
             </w:pPr>
-            <w:r/>
             <w:r>
               <w:rPr>
                 <w:rFonts w:ascii="Times New Roman" w:hAnsi="Times New Roman" w:eastAsia="Times New Roman"/>
                 <w:b/>
-                <w:sz w:val="21"/>
+                <w:i w:val="0"/>
+                <w:sz w:val="20"/>
               </w:rPr>
               <w:t>Отклонить на данном этапе</w:t>
             </w:r>
@@ -779,26 +800,26 @@
         </w:tc>
         <w:tc>
           <w:tcPr>
-            <w:tcW w:type="dxa" w:w="3230"/>
+            <w:tcW w:type="dxa" w:w="6883"/>
+            <w:tcMar>
+              <w:top w:w="55" w:type="dxa"/>
+              <w:start w:w="65" w:type="dxa"/>
+              <w:bottom w:w="55" w:type="dxa"/>
+              <w:end w:w="65" w:type="dxa"/>
+            </w:tcMar>
             <w:vAlign w:val="center"/>
-            <w:tcMar>
-              <w:top w:w="80" w:type="dxa"/>
-              <w:start w:w="90" w:type="dxa"/>
-              <w:bottom w:w="80" w:type="dxa"/>
-              <w:end w:w="90" w:type="dxa"/>
-            </w:tcMar>
           </w:tcPr>
           <w:p>
             <w:pPr>
-              <w:spacing w:after="0" w:line="240" w:lineRule="auto"/>
+              <w:spacing w:line="240" w:lineRule="auto" w:before="0" w:after="0"/>
               <w:jc w:val="left"/>
             </w:pPr>
-            <w:r/>
             <w:r>
               <w:rPr>
                 <w:rFonts w:ascii="Times New Roman" w:hAnsi="Times New Roman" w:eastAsia="Times New Roman"/>
                 <w:b w:val="0"/>
-                <w:sz w:val="21"/>
+                <w:i w:val="0"/>
+                <w:sz w:val="20"/>
               </w:rPr>
               <w:t>Спрос на традиционные мотоциклы с коляской резко снизился. Рост выпуска без подтвержденного спроса приведет к запасам непроданной продукции, дополнительным затратам и увеличению убытков. Масштабирование возможно лишь после проверки спроса и качества новой модели.</w:t>
             </w:r>
@@ -811,26 +832,26 @@
         </w:trPr>
         <w:tc>
           <w:tcPr>
-            <w:tcW w:type="dxa" w:w="3230"/>
+            <w:tcW w:type="dxa" w:w="1593"/>
+            <w:tcMar>
+              <w:top w:w="55" w:type="dxa"/>
+              <w:start w:w="65" w:type="dxa"/>
+              <w:bottom w:w="55" w:type="dxa"/>
+              <w:end w:w="65" w:type="dxa"/>
+            </w:tcMar>
             <w:vAlign w:val="center"/>
-            <w:tcMar>
-              <w:top w:w="80" w:type="dxa"/>
-              <w:start w:w="90" w:type="dxa"/>
-              <w:bottom w:w="80" w:type="dxa"/>
-              <w:end w:w="90" w:type="dxa"/>
-            </w:tcMar>
           </w:tcPr>
           <w:p>
             <w:pPr>
-              <w:spacing w:after="0" w:line="240" w:lineRule="auto"/>
+              <w:spacing w:line="240" w:lineRule="auto" w:before="0" w:after="0"/>
               <w:jc w:val="left"/>
             </w:pPr>
-            <w:r/>
             <w:r>
               <w:rPr>
                 <w:rFonts w:ascii="Times New Roman" w:hAnsi="Times New Roman" w:eastAsia="Times New Roman"/>
                 <w:b w:val="0"/>
-                <w:sz w:val="21"/>
+                <w:i w:val="0"/>
+                <w:sz w:val="20"/>
               </w:rPr>
               <w:t>3. Инвестирование в новую технику и сферу</w:t>
             </w:r>
@@ -838,26 +859,26 @@
         </w:tc>
         <w:tc>
           <w:tcPr>
-            <w:tcW w:type="dxa" w:w="3230"/>
+            <w:tcW w:type="dxa" w:w="879"/>
+            <w:tcMar>
+              <w:top w:w="55" w:type="dxa"/>
+              <w:start w:w="65" w:type="dxa"/>
+              <w:bottom w:w="55" w:type="dxa"/>
+              <w:end w:w="65" w:type="dxa"/>
+            </w:tcMar>
             <w:vAlign w:val="center"/>
-            <w:tcMar>
-              <w:top w:w="80" w:type="dxa"/>
-              <w:start w:w="90" w:type="dxa"/>
-              <w:bottom w:w="80" w:type="dxa"/>
-              <w:end w:w="90" w:type="dxa"/>
-            </w:tcMar>
           </w:tcPr>
           <w:p>
             <w:pPr>
-              <w:spacing w:after="0" w:line="240" w:lineRule="auto"/>
+              <w:spacing w:line="240" w:lineRule="auto" w:before="0" w:after="0"/>
               <w:jc w:val="left"/>
             </w:pPr>
-            <w:r/>
             <w:r>
               <w:rPr>
                 <w:rFonts w:ascii="Times New Roman" w:hAnsi="Times New Roman" w:eastAsia="Times New Roman"/>
                 <w:b/>
-                <w:sz w:val="21"/>
+                <w:i w:val="0"/>
+                <w:sz w:val="20"/>
               </w:rPr>
               <w:t>Принять</w:t>
             </w:r>
@@ -865,26 +886,26 @@
         </w:tc>
         <w:tc>
           <w:tcPr>
-            <w:tcW w:type="dxa" w:w="3230"/>
+            <w:tcW w:type="dxa" w:w="6883"/>
+            <w:tcMar>
+              <w:top w:w="55" w:type="dxa"/>
+              <w:start w:w="65" w:type="dxa"/>
+              <w:bottom w:w="55" w:type="dxa"/>
+              <w:end w:w="65" w:type="dxa"/>
+            </w:tcMar>
             <w:vAlign w:val="center"/>
-            <w:tcMar>
-              <w:top w:w="80" w:type="dxa"/>
-              <w:start w:w="90" w:type="dxa"/>
-              <w:bottom w:w="80" w:type="dxa"/>
-              <w:end w:w="90" w:type="dxa"/>
-            </w:tcMar>
           </w:tcPr>
           <w:p>
             <w:pPr>
-              <w:spacing w:after="0" w:line="240" w:lineRule="auto"/>
+              <w:spacing w:line="240" w:lineRule="auto" w:before="0" w:after="0"/>
               <w:jc w:val="left"/>
             </w:pPr>
-            <w:r/>
             <w:r>
               <w:rPr>
                 <w:rFonts w:ascii="Times New Roman" w:hAnsi="Times New Roman" w:eastAsia="Times New Roman"/>
                 <w:b w:val="0"/>
-                <w:sz w:val="21"/>
+                <w:i w:val="0"/>
+                <w:sz w:val="20"/>
               </w:rPr>
               <w:t>Переход к тяжелым мотоциклам-одиночкам для обеспеченных покупателей и байкеров выводит ИМЗ в более перспективный досуговый сегмент, сохраняя связь с его инженерными компетенциями и брендом. Инвестиции должны быть поэтапными и сопровождаться полным циклом разработки, испытаний и контролем экономических результатов.</w:t>
             </w:r>
@@ -894,12 +915,12 @@
     </w:tbl>
     <w:p>
       <w:pPr>
-        <w:spacing w:after="0"/>
+        <w:spacing w:line="240" w:lineRule="auto" w:before="0" w:after="0"/>
       </w:pPr>
     </w:p>
     <w:p>
       <w:pPr>
-        <w:spacing w:line="360" w:lineRule="auto" w:after="0" w:before="0"/>
+        <w:spacing w:line="360" w:lineRule="auto" w:before="0" w:after="0"/>
         <w:ind w:firstLine="709"/>
         <w:jc w:val="both"/>
       </w:pPr>
@@ -907,6 +928,7 @@
         <w:rPr>
           <w:rFonts w:ascii="Times New Roman" w:hAnsi="Times New Roman" w:eastAsia="Times New Roman"/>
           <w:b/>
+          <w:i w:val="0"/>
           <w:sz w:val="28"/>
         </w:rPr>
         <w:t>Выбранное направление:</w:t>
@@ -915,14 +937,15 @@
         <w:rPr>
           <w:rFonts w:ascii="Times New Roman" w:hAnsi="Times New Roman" w:eastAsia="Times New Roman"/>
           <w:b w:val="0"/>
+          <w:i w:val="0"/>
           <w:sz w:val="28"/>
         </w:rPr>
-        <w:t xml:space="preserve"> поэтапное инвестирование в разработку и производство качественного тяжелого мотоцикла-одиночки и в освоение новой для ИМЗ рыночной сферы — мотоциклов для досуга и развлечения.</w:t>
+        <w:t xml:space="preserve"> поэтапное инвестирование в разработку и производство качественного тяжелого мотоцикла-одиночки и в освоение новой для ИМЗ рыночной сферы - мотоциклов для досуга и развлечения.</w:t>
       </w:r>
     </w:p>
     <w:p>
       <w:pPr>
-        <w:spacing w:line="360" w:lineRule="auto" w:after="0" w:before="0"/>
+        <w:spacing w:line="360" w:lineRule="auto" w:before="0" w:after="0"/>
         <w:ind w:firstLine="709"/>
         <w:jc w:val="both"/>
       </w:pPr>
@@ -930,6 +953,7 @@
         <w:rPr>
           <w:rFonts w:ascii="Times New Roman" w:hAnsi="Times New Roman" w:eastAsia="Times New Roman"/>
           <w:b w:val="0"/>
+          <w:i w:val="0"/>
           <w:sz w:val="28"/>
         </w:rPr>
         <w:t>Это не означает безусловного финансирования любого нового изделия. Решение принимается при условии концентрации ресурсов на ограниченном числе моделей, подтверждения спроса, завершения испытаний и соблюдения финансовых лимитов.</w:t>
@@ -938,12 +962,12 @@
     <w:p>
       <w:pPr>
         <w:pStyle w:val="Heading1"/>
-        <w:jc w:val="left"/>
       </w:pPr>
       <w:r>
         <w:rPr>
           <w:rFonts w:ascii="Times New Roman" w:hAnsi="Times New Roman" w:eastAsia="Times New Roman"/>
           <w:b/>
+          <w:i w:val="0"/>
           <w:sz w:val="32"/>
         </w:rPr>
         <w:t>6. Критерии и ограничения решения</w:t>
@@ -957,6 +981,7 @@
         <w:rPr>
           <w:rFonts w:ascii="Times New Roman" w:hAnsi="Times New Roman" w:eastAsia="Times New Roman"/>
           <w:b/>
+          <w:i w:val="0"/>
           <w:sz w:val="30"/>
         </w:rPr>
         <w:t>6.1. Критерии приемлемости</w:t>
@@ -967,12 +992,13 @@
         <w:tblStyle w:val="TableGrid"/>
         <w:tblW w:type="auto" w:w="0"/>
         <w:jc w:val="center"/>
-        <w:tblLayout w:type="autofit"/>
+        <w:tblLayout w:type="fixed"/>
         <w:tblLook w:firstColumn="1" w:firstRow="1" w:lastColumn="0" w:lastRow="0" w:noHBand="0" w:noVBand="1" w:val="04A0"/>
+        <w:tblLayout w:type="fixed"/>
       </w:tblPr>
       <w:tblGrid>
-        <w:gridCol w:w="4844"/>
-        <w:gridCol w:w="4844"/>
+        <w:gridCol w:w="2088"/>
+        <w:gridCol w:w="7267"/>
       </w:tblGrid>
       <w:tr>
         <w:trPr>
@@ -981,27 +1007,27 @@
         </w:trPr>
         <w:tc>
           <w:tcPr>
-            <w:tcW w:type="dxa" w:w="4844"/>
+            <w:tcW w:type="dxa" w:w="2088"/>
+            <w:tcMar>
+              <w:top w:w="55" w:type="dxa"/>
+              <w:start w:w="65" w:type="dxa"/>
+              <w:bottom w:w="55" w:type="dxa"/>
+              <w:end w:w="65" w:type="dxa"/>
+            </w:tcMar>
             <w:vAlign w:val="center"/>
-            <w:tcMar>
-              <w:top w:w="80" w:type="dxa"/>
-              <w:start w:w="90" w:type="dxa"/>
-              <w:bottom w:w="80" w:type="dxa"/>
-              <w:end w:w="90" w:type="dxa"/>
-            </w:tcMar>
             <w:shd w:fill="D9E2F3"/>
           </w:tcPr>
           <w:p>
             <w:pPr>
-              <w:spacing w:after="0" w:line="240" w:lineRule="auto"/>
+              <w:spacing w:line="240" w:lineRule="auto" w:before="0" w:after="0"/>
               <w:jc w:val="center"/>
             </w:pPr>
-            <w:r/>
             <w:r>
               <w:rPr>
                 <w:rFonts w:ascii="Times New Roman" w:hAnsi="Times New Roman" w:eastAsia="Times New Roman"/>
                 <w:b/>
-                <w:sz w:val="21"/>
+                <w:i w:val="0"/>
+                <w:sz w:val="20"/>
               </w:rPr>
               <w:t>Критерий</w:t>
             </w:r>
@@ -1009,27 +1035,27 @@
         </w:tc>
         <w:tc>
           <w:tcPr>
-            <w:tcW w:type="dxa" w:w="4844"/>
+            <w:tcW w:type="dxa" w:w="7267"/>
+            <w:tcMar>
+              <w:top w:w="55" w:type="dxa"/>
+              <w:start w:w="65" w:type="dxa"/>
+              <w:bottom w:w="55" w:type="dxa"/>
+              <w:end w:w="65" w:type="dxa"/>
+            </w:tcMar>
             <w:vAlign w:val="center"/>
-            <w:tcMar>
-              <w:top w:w="80" w:type="dxa"/>
-              <w:start w:w="90" w:type="dxa"/>
-              <w:bottom w:w="80" w:type="dxa"/>
-              <w:end w:w="90" w:type="dxa"/>
-            </w:tcMar>
             <w:shd w:fill="D9E2F3"/>
           </w:tcPr>
           <w:p>
             <w:pPr>
-              <w:spacing w:after="0" w:line="240" w:lineRule="auto"/>
+              <w:spacing w:line="240" w:lineRule="auto" w:before="0" w:after="0"/>
               <w:jc w:val="center"/>
             </w:pPr>
-            <w:r/>
             <w:r>
               <w:rPr>
                 <w:rFonts w:ascii="Times New Roman" w:hAnsi="Times New Roman" w:eastAsia="Times New Roman"/>
                 <w:b/>
-                <w:sz w:val="21"/>
+                <w:i w:val="0"/>
+                <w:sz w:val="20"/>
               </w:rPr>
               <w:t>Признак приемлемого решения</w:t>
             </w:r>
@@ -1042,26 +1068,26 @@
         </w:trPr>
         <w:tc>
           <w:tcPr>
-            <w:tcW w:type="dxa" w:w="4844"/>
+            <w:tcW w:type="dxa" w:w="2088"/>
+            <w:tcMar>
+              <w:top w:w="55" w:type="dxa"/>
+              <w:start w:w="65" w:type="dxa"/>
+              <w:bottom w:w="55" w:type="dxa"/>
+              <w:end w:w="65" w:type="dxa"/>
+            </w:tcMar>
             <w:vAlign w:val="center"/>
-            <w:tcMar>
-              <w:top w:w="80" w:type="dxa"/>
-              <w:start w:w="90" w:type="dxa"/>
-              <w:bottom w:w="80" w:type="dxa"/>
-              <w:end w:w="90" w:type="dxa"/>
-            </w:tcMar>
           </w:tcPr>
           <w:p>
             <w:pPr>
-              <w:spacing w:after="0" w:line="240" w:lineRule="auto"/>
+              <w:spacing w:line="240" w:lineRule="auto" w:before="0" w:after="0"/>
               <w:jc w:val="left"/>
             </w:pPr>
-            <w:r/>
             <w:r>
               <w:rPr>
                 <w:rFonts w:ascii="Times New Roman" w:hAnsi="Times New Roman" w:eastAsia="Times New Roman"/>
                 <w:b w:val="0"/>
-                <w:sz w:val="21"/>
+                <w:i w:val="0"/>
+                <w:sz w:val="20"/>
               </w:rPr>
               <w:t>Рыночная перспективность</w:t>
             </w:r>
@@ -1069,26 +1095,26 @@
         </w:tc>
         <w:tc>
           <w:tcPr>
-            <w:tcW w:type="dxa" w:w="4844"/>
+            <w:tcW w:type="dxa" w:w="7267"/>
+            <w:tcMar>
+              <w:top w:w="55" w:type="dxa"/>
+              <w:start w:w="65" w:type="dxa"/>
+              <w:bottom w:w="55" w:type="dxa"/>
+              <w:end w:w="65" w:type="dxa"/>
+            </w:tcMar>
             <w:vAlign w:val="center"/>
-            <w:tcMar>
-              <w:top w:w="80" w:type="dxa"/>
-              <w:start w:w="90" w:type="dxa"/>
-              <w:bottom w:w="80" w:type="dxa"/>
-              <w:end w:w="90" w:type="dxa"/>
-            </w:tcMar>
           </w:tcPr>
           <w:p>
             <w:pPr>
-              <w:spacing w:after="0" w:line="240" w:lineRule="auto"/>
+              <w:spacing w:line="240" w:lineRule="auto" w:before="0" w:after="0"/>
               <w:jc w:val="left"/>
             </w:pPr>
-            <w:r/>
             <w:r>
               <w:rPr>
                 <w:rFonts w:ascii="Times New Roman" w:hAnsi="Times New Roman" w:eastAsia="Times New Roman"/>
                 <w:b w:val="0"/>
-                <w:sz w:val="21"/>
+                <w:i w:val="0"/>
+                <w:sz w:val="20"/>
               </w:rPr>
               <w:t>Подтвержден интерес платежеспособных покупателей и байкерского сообщества; определена емкость целевого сегмента.</w:t>
             </w:r>
@@ -1101,26 +1127,26 @@
         </w:trPr>
         <w:tc>
           <w:tcPr>
-            <w:tcW w:type="dxa" w:w="4844"/>
+            <w:tcW w:type="dxa" w:w="2088"/>
+            <w:tcMar>
+              <w:top w:w="55" w:type="dxa"/>
+              <w:start w:w="65" w:type="dxa"/>
+              <w:bottom w:w="55" w:type="dxa"/>
+              <w:end w:w="65" w:type="dxa"/>
+            </w:tcMar>
             <w:vAlign w:val="center"/>
-            <w:tcMar>
-              <w:top w:w="80" w:type="dxa"/>
-              <w:start w:w="90" w:type="dxa"/>
-              <w:bottom w:w="80" w:type="dxa"/>
-              <w:end w:w="90" w:type="dxa"/>
-            </w:tcMar>
           </w:tcPr>
           <w:p>
             <w:pPr>
-              <w:spacing w:after="0" w:line="240" w:lineRule="auto"/>
+              <w:spacing w:line="240" w:lineRule="auto" w:before="0" w:after="0"/>
               <w:jc w:val="left"/>
             </w:pPr>
-            <w:r/>
             <w:r>
               <w:rPr>
                 <w:rFonts w:ascii="Times New Roman" w:hAnsi="Times New Roman" w:eastAsia="Times New Roman"/>
                 <w:b w:val="0"/>
-                <w:sz w:val="21"/>
+                <w:i w:val="0"/>
+                <w:sz w:val="20"/>
               </w:rPr>
               <w:t>Качество и безопасность</w:t>
             </w:r>
@@ -1128,26 +1154,26 @@
         </w:tc>
         <w:tc>
           <w:tcPr>
-            <w:tcW w:type="dxa" w:w="4844"/>
+            <w:tcW w:type="dxa" w:w="7267"/>
+            <w:tcMar>
+              <w:top w:w="55" w:type="dxa"/>
+              <w:start w:w="65" w:type="dxa"/>
+              <w:bottom w:w="55" w:type="dxa"/>
+              <w:end w:w="65" w:type="dxa"/>
+            </w:tcMar>
             <w:vAlign w:val="center"/>
-            <w:tcMar>
-              <w:top w:w="80" w:type="dxa"/>
-              <w:start w:w="90" w:type="dxa"/>
-              <w:bottom w:w="80" w:type="dxa"/>
-              <w:end w:w="90" w:type="dxa"/>
-            </w:tcMar>
           </w:tcPr>
           <w:p>
             <w:pPr>
-              <w:spacing w:after="0" w:line="240" w:lineRule="auto"/>
+              <w:spacing w:line="240" w:lineRule="auto" w:before="0" w:after="0"/>
               <w:jc w:val="left"/>
             </w:pPr>
-            <w:r/>
             <w:r>
               <w:rPr>
                 <w:rFonts w:ascii="Times New Roman" w:hAnsi="Times New Roman" w:eastAsia="Times New Roman"/>
                 <w:b w:val="0"/>
-                <w:sz w:val="21"/>
+                <w:i w:val="0"/>
+                <w:sz w:val="20"/>
               </w:rPr>
               <w:t>Прототип прошел полный цикл конструкторских проверок, дорожных испытаний и обязательных процедур допуска.</w:t>
             </w:r>
@@ -1160,26 +1186,26 @@
         </w:trPr>
         <w:tc>
           <w:tcPr>
-            <w:tcW w:type="dxa" w:w="4844"/>
+            <w:tcW w:type="dxa" w:w="2088"/>
+            <w:tcMar>
+              <w:top w:w="55" w:type="dxa"/>
+              <w:start w:w="65" w:type="dxa"/>
+              <w:bottom w:w="55" w:type="dxa"/>
+              <w:end w:w="65" w:type="dxa"/>
+            </w:tcMar>
             <w:vAlign w:val="center"/>
-            <w:tcMar>
-              <w:top w:w="80" w:type="dxa"/>
-              <w:start w:w="90" w:type="dxa"/>
-              <w:bottom w:w="80" w:type="dxa"/>
-              <w:end w:w="90" w:type="dxa"/>
-            </w:tcMar>
           </w:tcPr>
           <w:p>
             <w:pPr>
-              <w:spacing w:after="0" w:line="240" w:lineRule="auto"/>
+              <w:spacing w:line="240" w:lineRule="auto" w:before="0" w:after="0"/>
               <w:jc w:val="left"/>
             </w:pPr>
-            <w:r/>
             <w:r>
               <w:rPr>
                 <w:rFonts w:ascii="Times New Roman" w:hAnsi="Times New Roman" w:eastAsia="Times New Roman"/>
                 <w:b w:val="0"/>
-                <w:sz w:val="21"/>
+                <w:i w:val="0"/>
+                <w:sz w:val="20"/>
               </w:rPr>
               <w:t>Экономическая эффективность</w:t>
             </w:r>
@@ -1187,26 +1213,26 @@
         </w:tc>
         <w:tc>
           <w:tcPr>
-            <w:tcW w:type="dxa" w:w="4844"/>
+            <w:tcW w:type="dxa" w:w="7267"/>
+            <w:tcMar>
+              <w:top w:w="55" w:type="dxa"/>
+              <w:start w:w="65" w:type="dxa"/>
+              <w:bottom w:w="55" w:type="dxa"/>
+              <w:end w:w="65" w:type="dxa"/>
+            </w:tcMar>
             <w:vAlign w:val="center"/>
-            <w:tcMar>
-              <w:top w:w="80" w:type="dxa"/>
-              <w:start w:w="90" w:type="dxa"/>
-              <w:bottom w:w="80" w:type="dxa"/>
-              <w:end w:w="90" w:type="dxa"/>
-            </w:tcMar>
           </w:tcPr>
           <w:p>
             <w:pPr>
-              <w:spacing w:after="0" w:line="240" w:lineRule="auto"/>
+              <w:spacing w:line="240" w:lineRule="auto" w:before="0" w:after="0"/>
               <w:jc w:val="left"/>
             </w:pPr>
-            <w:r/>
             <w:r>
               <w:rPr>
                 <w:rFonts w:ascii="Times New Roman" w:hAnsi="Times New Roman" w:eastAsia="Times New Roman"/>
                 <w:b w:val="0"/>
-                <w:sz w:val="21"/>
+                <w:i w:val="0"/>
+                <w:sz w:val="20"/>
               </w:rPr>
               <w:t>Расчетная цена и маржинальный доход покрывают переменные затраты и в перспективе дают вклад в покрытие постоянных расходов.</w:t>
             </w:r>
@@ -1219,26 +1245,26 @@
         </w:trPr>
         <w:tc>
           <w:tcPr>
-            <w:tcW w:type="dxa" w:w="4844"/>
+            <w:tcW w:type="dxa" w:w="2088"/>
+            <w:tcMar>
+              <w:top w:w="55" w:type="dxa"/>
+              <w:start w:w="65" w:type="dxa"/>
+              <w:bottom w:w="55" w:type="dxa"/>
+              <w:end w:w="65" w:type="dxa"/>
+            </w:tcMar>
             <w:vAlign w:val="center"/>
-            <w:tcMar>
-              <w:top w:w="80" w:type="dxa"/>
-              <w:start w:w="90" w:type="dxa"/>
-              <w:bottom w:w="80" w:type="dxa"/>
-              <w:end w:w="90" w:type="dxa"/>
-            </w:tcMar>
           </w:tcPr>
           <w:p>
             <w:pPr>
-              <w:spacing w:after="0" w:line="240" w:lineRule="auto"/>
+              <w:spacing w:line="240" w:lineRule="auto" w:before="0" w:after="0"/>
               <w:jc w:val="left"/>
             </w:pPr>
-            <w:r/>
             <w:r>
               <w:rPr>
                 <w:rFonts w:ascii="Times New Roman" w:hAnsi="Times New Roman" w:eastAsia="Times New Roman"/>
                 <w:b w:val="0"/>
-                <w:sz w:val="21"/>
+                <w:i w:val="0"/>
+                <w:sz w:val="20"/>
               </w:rPr>
               <w:t>Финансовая реализуемость</w:t>
             </w:r>
@@ -1246,26 +1272,26 @@
         </w:tc>
         <w:tc>
           <w:tcPr>
-            <w:tcW w:type="dxa" w:w="4844"/>
+            <w:tcW w:type="dxa" w:w="7267"/>
+            <w:tcMar>
+              <w:top w:w="55" w:type="dxa"/>
+              <w:start w:w="65" w:type="dxa"/>
+              <w:bottom w:w="55" w:type="dxa"/>
+              <w:end w:w="65" w:type="dxa"/>
+            </w:tcMar>
             <w:vAlign w:val="center"/>
-            <w:tcMar>
-              <w:top w:w="80" w:type="dxa"/>
-              <w:start w:w="90" w:type="dxa"/>
-              <w:bottom w:w="80" w:type="dxa"/>
-              <w:end w:w="90" w:type="dxa"/>
-            </w:tcMar>
           </w:tcPr>
           <w:p>
             <w:pPr>
-              <w:spacing w:after="0" w:line="240" w:lineRule="auto"/>
+              <w:spacing w:line="240" w:lineRule="auto" w:before="0" w:after="0"/>
               <w:jc w:val="left"/>
             </w:pPr>
-            <w:r/>
             <w:r>
               <w:rPr>
                 <w:rFonts w:ascii="Times New Roman" w:hAnsi="Times New Roman" w:eastAsia="Times New Roman"/>
                 <w:b w:val="0"/>
-                <w:sz w:val="21"/>
+                <w:i w:val="0"/>
+                <w:sz w:val="20"/>
               </w:rPr>
               <w:t>Каждый этап укладывается в утвержденный лимит; следующий этап финансируется только после достижения контрольных показателей.</w:t>
             </w:r>
@@ -1278,26 +1304,26 @@
         </w:trPr>
         <w:tc>
           <w:tcPr>
-            <w:tcW w:type="dxa" w:w="4844"/>
+            <w:tcW w:type="dxa" w:w="2088"/>
+            <w:tcMar>
+              <w:top w:w="55" w:type="dxa"/>
+              <w:start w:w="65" w:type="dxa"/>
+              <w:bottom w:w="55" w:type="dxa"/>
+              <w:end w:w="65" w:type="dxa"/>
+            </w:tcMar>
             <w:vAlign w:val="center"/>
-            <w:tcMar>
-              <w:top w:w="80" w:type="dxa"/>
-              <w:start w:w="90" w:type="dxa"/>
-              <w:bottom w:w="80" w:type="dxa"/>
-              <w:end w:w="90" w:type="dxa"/>
-            </w:tcMar>
           </w:tcPr>
           <w:p>
             <w:pPr>
-              <w:spacing w:after="0" w:line="240" w:lineRule="auto"/>
+              <w:spacing w:line="240" w:lineRule="auto" w:before="0" w:after="0"/>
               <w:jc w:val="left"/>
             </w:pPr>
-            <w:r/>
             <w:r>
               <w:rPr>
                 <w:rFonts w:ascii="Times New Roman" w:hAnsi="Times New Roman" w:eastAsia="Times New Roman"/>
                 <w:b w:val="0"/>
-                <w:sz w:val="21"/>
+                <w:i w:val="0"/>
+                <w:sz w:val="20"/>
               </w:rPr>
               <w:t>Техническая осуществимость</w:t>
             </w:r>
@@ -1305,26 +1331,26 @@
         </w:tc>
         <w:tc>
           <w:tcPr>
-            <w:tcW w:type="dxa" w:w="4844"/>
+            <w:tcW w:type="dxa" w:w="7267"/>
+            <w:tcMar>
+              <w:top w:w="55" w:type="dxa"/>
+              <w:start w:w="65" w:type="dxa"/>
+              <w:bottom w:w="55" w:type="dxa"/>
+              <w:end w:w="65" w:type="dxa"/>
+            </w:tcMar>
             <w:vAlign w:val="center"/>
-            <w:tcMar>
-              <w:top w:w="80" w:type="dxa"/>
-              <w:start w:w="90" w:type="dxa"/>
-              <w:bottom w:w="80" w:type="dxa"/>
-              <w:end w:w="90" w:type="dxa"/>
-            </w:tcMar>
           </w:tcPr>
           <w:p>
             <w:pPr>
-              <w:spacing w:after="0" w:line="240" w:lineRule="auto"/>
+              <w:spacing w:line="240" w:lineRule="auto" w:before="0" w:after="0"/>
               <w:jc w:val="left"/>
             </w:pPr>
-            <w:r/>
             <w:r>
               <w:rPr>
                 <w:rFonts w:ascii="Times New Roman" w:hAnsi="Times New Roman" w:eastAsia="Times New Roman"/>
                 <w:b w:val="0"/>
-                <w:sz w:val="21"/>
+                <w:i w:val="0"/>
+                <w:sz w:val="20"/>
               </w:rPr>
               <w:t>Завод располагает ключевыми компетенциями либо может привлечь необходимых поставщиков и специалистов.</w:t>
             </w:r>
@@ -1337,26 +1363,26 @@
         </w:trPr>
         <w:tc>
           <w:tcPr>
-            <w:tcW w:type="dxa" w:w="4844"/>
+            <w:tcW w:type="dxa" w:w="2088"/>
+            <w:tcMar>
+              <w:top w:w="55" w:type="dxa"/>
+              <w:start w:w="65" w:type="dxa"/>
+              <w:bottom w:w="55" w:type="dxa"/>
+              <w:end w:w="65" w:type="dxa"/>
+            </w:tcMar>
             <w:vAlign w:val="center"/>
-            <w:tcMar>
-              <w:top w:w="80" w:type="dxa"/>
-              <w:start w:w="90" w:type="dxa"/>
-              <w:bottom w:w="80" w:type="dxa"/>
-              <w:end w:w="90" w:type="dxa"/>
-            </w:tcMar>
           </w:tcPr>
           <w:p>
             <w:pPr>
-              <w:spacing w:after="0" w:line="240" w:lineRule="auto"/>
+              <w:spacing w:line="240" w:lineRule="auto" w:before="0" w:after="0"/>
               <w:jc w:val="left"/>
             </w:pPr>
-            <w:r/>
             <w:r>
               <w:rPr>
                 <w:rFonts w:ascii="Times New Roman" w:hAnsi="Times New Roman" w:eastAsia="Times New Roman"/>
                 <w:b w:val="0"/>
-                <w:sz w:val="21"/>
+                <w:i w:val="0"/>
+                <w:sz w:val="20"/>
               </w:rPr>
               <w:t>Стратегическое соответствие</w:t>
             </w:r>
@@ -1364,26 +1390,26 @@
         </w:tc>
         <w:tc>
           <w:tcPr>
-            <w:tcW w:type="dxa" w:w="4844"/>
+            <w:tcW w:type="dxa" w:w="7267"/>
+            <w:tcMar>
+              <w:top w:w="55" w:type="dxa"/>
+              <w:start w:w="65" w:type="dxa"/>
+              <w:bottom w:w="55" w:type="dxa"/>
+              <w:end w:w="65" w:type="dxa"/>
+            </w:tcMar>
             <w:vAlign w:val="center"/>
-            <w:tcMar>
-              <w:top w:w="80" w:type="dxa"/>
-              <w:start w:w="90" w:type="dxa"/>
-              <w:bottom w:w="80" w:type="dxa"/>
-              <w:end w:w="90" w:type="dxa"/>
-            </w:tcMar>
           </w:tcPr>
           <w:p>
             <w:pPr>
-              <w:spacing w:after="0" w:line="240" w:lineRule="auto"/>
+              <w:spacing w:line="240" w:lineRule="auto" w:before="0" w:after="0"/>
               <w:jc w:val="left"/>
             </w:pPr>
-            <w:r/>
             <w:r>
               <w:rPr>
                 <w:rFonts w:ascii="Times New Roman" w:hAnsi="Times New Roman" w:eastAsia="Times New Roman"/>
                 <w:b w:val="0"/>
-                <w:sz w:val="21"/>
+                <w:i w:val="0"/>
+                <w:sz w:val="20"/>
               </w:rPr>
               <w:t>Новая модель укрепляет специализацию на тяжелых мотоциклах и бренд «Урал», а не распыляет ресурсы на несвязанные продукты.</w:t>
             </w:r>
@@ -1396,26 +1422,26 @@
         </w:trPr>
         <w:tc>
           <w:tcPr>
-            <w:tcW w:type="dxa" w:w="4844"/>
+            <w:tcW w:type="dxa" w:w="2088"/>
+            <w:tcMar>
+              <w:top w:w="55" w:type="dxa"/>
+              <w:start w:w="65" w:type="dxa"/>
+              <w:bottom w:w="55" w:type="dxa"/>
+              <w:end w:w="65" w:type="dxa"/>
+            </w:tcMar>
             <w:vAlign w:val="center"/>
-            <w:tcMar>
-              <w:top w:w="80" w:type="dxa"/>
-              <w:start w:w="90" w:type="dxa"/>
-              <w:bottom w:w="80" w:type="dxa"/>
-              <w:end w:w="90" w:type="dxa"/>
-            </w:tcMar>
           </w:tcPr>
           <w:p>
             <w:pPr>
-              <w:spacing w:after="0" w:line="240" w:lineRule="auto"/>
+              <w:spacing w:line="240" w:lineRule="auto" w:before="0" w:after="0"/>
               <w:jc w:val="left"/>
             </w:pPr>
-            <w:r/>
             <w:r>
               <w:rPr>
                 <w:rFonts w:ascii="Times New Roman" w:hAnsi="Times New Roman" w:eastAsia="Times New Roman"/>
                 <w:b w:val="0"/>
-                <w:sz w:val="21"/>
+                <w:i w:val="0"/>
+                <w:sz w:val="20"/>
               </w:rPr>
               <w:t>Социальная приемлемость</w:t>
             </w:r>
@@ -1423,26 +1449,26 @@
         </w:tc>
         <w:tc>
           <w:tcPr>
-            <w:tcW w:type="dxa" w:w="4844"/>
+            <w:tcW w:type="dxa" w:w="7267"/>
+            <w:tcMar>
+              <w:top w:w="55" w:type="dxa"/>
+              <w:start w:w="65" w:type="dxa"/>
+              <w:bottom w:w="55" w:type="dxa"/>
+              <w:end w:w="65" w:type="dxa"/>
+            </w:tcMar>
             <w:vAlign w:val="center"/>
-            <w:tcMar>
-              <w:top w:w="80" w:type="dxa"/>
-              <w:start w:w="90" w:type="dxa"/>
-              <w:bottom w:w="80" w:type="dxa"/>
-              <w:end w:w="90" w:type="dxa"/>
-            </w:tcMar>
           </w:tcPr>
           <w:p>
             <w:pPr>
-              <w:spacing w:after="0" w:line="240" w:lineRule="auto"/>
+              <w:spacing w:line="240" w:lineRule="auto" w:before="0" w:after="0"/>
               <w:jc w:val="left"/>
             </w:pPr>
-            <w:r/>
             <w:r>
               <w:rPr>
                 <w:rFonts w:ascii="Times New Roman" w:hAnsi="Times New Roman" w:eastAsia="Times New Roman"/>
                 <w:b w:val="0"/>
-                <w:sz w:val="21"/>
+                <w:i w:val="0"/>
+                <w:sz w:val="20"/>
               </w:rPr>
               <w:t>Сохраняются ключевые компетенции и занятость в жизнеспособной части производства; при реорганизации предусмотрены обучение и корректная работа с персоналом.</w:t>
             </w:r>
@@ -1455,26 +1481,26 @@
         </w:trPr>
         <w:tc>
           <w:tcPr>
-            <w:tcW w:type="dxa" w:w="4844"/>
+            <w:tcW w:type="dxa" w:w="2088"/>
+            <w:tcMar>
+              <w:top w:w="55" w:type="dxa"/>
+              <w:start w:w="65" w:type="dxa"/>
+              <w:bottom w:w="55" w:type="dxa"/>
+              <w:end w:w="65" w:type="dxa"/>
+            </w:tcMar>
             <w:vAlign w:val="center"/>
-            <w:tcMar>
-              <w:top w:w="80" w:type="dxa"/>
-              <w:start w:w="90" w:type="dxa"/>
-              <w:bottom w:w="80" w:type="dxa"/>
-              <w:end w:w="90" w:type="dxa"/>
-            </w:tcMar>
           </w:tcPr>
           <w:p>
             <w:pPr>
-              <w:spacing w:after="0" w:line="240" w:lineRule="auto"/>
+              <w:spacing w:line="240" w:lineRule="auto" w:before="0" w:after="0"/>
               <w:jc w:val="left"/>
             </w:pPr>
-            <w:r/>
             <w:r>
               <w:rPr>
                 <w:rFonts w:ascii="Times New Roman" w:hAnsi="Times New Roman" w:eastAsia="Times New Roman"/>
                 <w:b w:val="0"/>
-                <w:sz w:val="21"/>
+                <w:i w:val="0"/>
+                <w:sz w:val="20"/>
               </w:rPr>
               <w:t>Допустимый риск</w:t>
             </w:r>
@@ -1482,26 +1508,26 @@
         </w:tc>
         <w:tc>
           <w:tcPr>
-            <w:tcW w:type="dxa" w:w="4844"/>
+            <w:tcW w:type="dxa" w:w="7267"/>
+            <w:tcMar>
+              <w:top w:w="55" w:type="dxa"/>
+              <w:start w:w="65" w:type="dxa"/>
+              <w:bottom w:w="55" w:type="dxa"/>
+              <w:end w:w="65" w:type="dxa"/>
+            </w:tcMar>
             <w:vAlign w:val="center"/>
-            <w:tcMar>
-              <w:top w:w="80" w:type="dxa"/>
-              <w:start w:w="90" w:type="dxa"/>
-              <w:bottom w:w="80" w:type="dxa"/>
-              <w:end w:w="90" w:type="dxa"/>
-            </w:tcMar>
           </w:tcPr>
           <w:p>
             <w:pPr>
-              <w:spacing w:after="0" w:line="240" w:lineRule="auto"/>
+              <w:spacing w:line="240" w:lineRule="auto" w:before="0" w:after="0"/>
               <w:jc w:val="left"/>
             </w:pPr>
-            <w:r/>
             <w:r>
               <w:rPr>
                 <w:rFonts w:ascii="Times New Roman" w:hAnsi="Times New Roman" w:eastAsia="Times New Roman"/>
                 <w:b w:val="0"/>
-                <w:sz w:val="21"/>
+                <w:i w:val="0"/>
+                <w:sz w:val="20"/>
               </w:rPr>
               <w:t>Основные риски выявлены, назначены ответственные и предусмотрены испытания, пилотная партия, резерв и условия остановки проекта.</w:t>
             </w:r>
@@ -1511,7 +1537,7 @@
     </w:tbl>
     <w:p>
       <w:pPr>
-        <w:spacing w:after="0"/>
+        <w:spacing w:line="240" w:lineRule="auto" w:before="0" w:after="0"/>
       </w:pPr>
     </w:p>
     <w:p>
@@ -1522,6 +1548,7 @@
         <w:rPr>
           <w:rFonts w:ascii="Times New Roman" w:hAnsi="Times New Roman" w:eastAsia="Times New Roman"/>
           <w:b/>
+          <w:i w:val="0"/>
           <w:sz w:val="30"/>
         </w:rPr>
         <w:t>6.2. Существенные ограничения</w:t>
@@ -1529,7 +1556,7 @@
     </w:p>
     <w:p>
       <w:pPr>
-        <w:spacing w:line="360" w:lineRule="auto" w:after="0" w:before="0"/>
+        <w:spacing w:line="360" w:lineRule="auto" w:before="0" w:after="0"/>
         <w:ind w:left="709" w:hanging="369"/>
         <w:jc w:val="both"/>
       </w:pPr>
@@ -1537,6 +1564,7 @@
         <w:rPr>
           <w:rFonts w:ascii="Times New Roman" w:hAnsi="Times New Roman" w:eastAsia="Times New Roman"/>
           <w:b w:val="0"/>
+          <w:i w:val="0"/>
           <w:sz w:val="28"/>
         </w:rPr>
         <w:t xml:space="preserve">1. </w:t>
@@ -1545,6 +1573,7 @@
         <w:rPr>
           <w:rFonts w:ascii="Times New Roman" w:hAnsi="Times New Roman" w:eastAsia="Times New Roman"/>
           <w:b/>
+          <w:i w:val="0"/>
           <w:sz w:val="28"/>
         </w:rPr>
         <w:t>Финансовое:</w:t>
@@ -1553,6 +1582,7 @@
         <w:rPr>
           <w:rFonts w:ascii="Times New Roman" w:hAnsi="Times New Roman" w:eastAsia="Times New Roman"/>
           <w:b w:val="0"/>
+          <w:i w:val="0"/>
           <w:sz w:val="28"/>
         </w:rPr>
         <w:t xml:space="preserve"> дефицит собственных средств и предбанкротное состояние не допускают одновременного финансирования большого числа проектов.</w:t>
@@ -1560,7 +1590,7 @@
     </w:p>
     <w:p>
       <w:pPr>
-        <w:spacing w:line="360" w:lineRule="auto" w:after="0" w:before="0"/>
+        <w:spacing w:line="360" w:lineRule="auto" w:before="0" w:after="0"/>
         <w:ind w:left="709" w:hanging="369"/>
         <w:jc w:val="both"/>
       </w:pPr>
@@ -1568,6 +1598,7 @@
         <w:rPr>
           <w:rFonts w:ascii="Times New Roman" w:hAnsi="Times New Roman" w:eastAsia="Times New Roman"/>
           <w:b w:val="0"/>
+          <w:i w:val="0"/>
           <w:sz w:val="28"/>
         </w:rPr>
         <w:t xml:space="preserve">2. </w:t>
@@ -1576,6 +1607,7 @@
         <w:rPr>
           <w:rFonts w:ascii="Times New Roman" w:hAnsi="Times New Roman" w:eastAsia="Times New Roman"/>
           <w:b/>
+          <w:i w:val="0"/>
           <w:sz w:val="28"/>
         </w:rPr>
         <w:t>Рыночное:</w:t>
@@ -1584,6 +1616,7 @@
         <w:rPr>
           <w:rFonts w:ascii="Times New Roman" w:hAnsi="Times New Roman" w:eastAsia="Times New Roman"/>
           <w:b w:val="0"/>
+          <w:i w:val="0"/>
           <w:sz w:val="28"/>
         </w:rPr>
         <w:t xml:space="preserve"> спрос на прежний утилитарный мотоцикл с коляской существенно сократился; нельзя считать прежний объем продаж достижимым.</w:t>
@@ -1591,7 +1624,7 @@
     </w:p>
     <w:p>
       <w:pPr>
-        <w:spacing w:line="360" w:lineRule="auto" w:after="0" w:before="0"/>
+        <w:spacing w:line="360" w:lineRule="auto" w:before="0" w:after="0"/>
         <w:ind w:left="709" w:hanging="369"/>
         <w:jc w:val="both"/>
       </w:pPr>
@@ -1599,6 +1632,7 @@
         <w:rPr>
           <w:rFonts w:ascii="Times New Roman" w:hAnsi="Times New Roman" w:eastAsia="Times New Roman"/>
           <w:b w:val="0"/>
+          <w:i w:val="0"/>
           <w:sz w:val="28"/>
         </w:rPr>
         <w:t xml:space="preserve">3. </w:t>
@@ -1607,6 +1641,7 @@
         <w:rPr>
           <w:rFonts w:ascii="Times New Roman" w:hAnsi="Times New Roman" w:eastAsia="Times New Roman"/>
           <w:b/>
+          <w:i w:val="0"/>
           <w:sz w:val="28"/>
         </w:rPr>
         <w:t>Информационное:</w:t>
@@ -1615,6 +1650,7 @@
         <w:rPr>
           <w:rFonts w:ascii="Times New Roman" w:hAnsi="Times New Roman" w:eastAsia="Times New Roman"/>
           <w:b w:val="0"/>
+          <w:i w:val="0"/>
           <w:sz w:val="28"/>
         </w:rPr>
         <w:t xml:space="preserve"> отсутствует полная достоверная информация о емкости нового сегмента, цене спроса и реакции конкурентов.</w:t>
@@ -1622,7 +1658,7 @@
     </w:p>
     <w:p>
       <w:pPr>
-        <w:spacing w:line="360" w:lineRule="auto" w:after="0" w:before="0"/>
+        <w:spacing w:line="360" w:lineRule="auto" w:before="0" w:after="0"/>
         <w:ind w:left="709" w:hanging="369"/>
         <w:jc w:val="both"/>
       </w:pPr>
@@ -1630,6 +1666,7 @@
         <w:rPr>
           <w:rFonts w:ascii="Times New Roman" w:hAnsi="Times New Roman" w:eastAsia="Times New Roman"/>
           <w:b w:val="0"/>
+          <w:i w:val="0"/>
           <w:sz w:val="28"/>
         </w:rPr>
         <w:t xml:space="preserve">4. </w:t>
@@ -1638,6 +1675,7 @@
         <w:rPr>
           <w:rFonts w:ascii="Times New Roman" w:hAnsi="Times New Roman" w:eastAsia="Times New Roman"/>
           <w:b/>
+          <w:i w:val="0"/>
           <w:sz w:val="28"/>
         </w:rPr>
         <w:t>Техническое:</w:t>
@@ -1646,6 +1684,7 @@
         <w:rPr>
           <w:rFonts w:ascii="Times New Roman" w:hAnsi="Times New Roman" w:eastAsia="Times New Roman"/>
           <w:b w:val="0"/>
+          <w:i w:val="0"/>
           <w:sz w:val="28"/>
         </w:rPr>
         <w:t xml:space="preserve"> вывод изделия на рынок допустим только после устранения конструктивных недостатков и полного цикла испытаний.</w:t>
@@ -1653,7 +1692,7 @@
     </w:p>
     <w:p>
       <w:pPr>
-        <w:spacing w:line="360" w:lineRule="auto" w:after="0" w:before="0"/>
+        <w:spacing w:line="360" w:lineRule="auto" w:before="0" w:after="0"/>
         <w:ind w:left="709" w:hanging="369"/>
         <w:jc w:val="both"/>
       </w:pPr>
@@ -1661,6 +1700,7 @@
         <w:rPr>
           <w:rFonts w:ascii="Times New Roman" w:hAnsi="Times New Roman" w:eastAsia="Times New Roman"/>
           <w:b w:val="0"/>
+          <w:i w:val="0"/>
           <w:sz w:val="28"/>
         </w:rPr>
         <w:t xml:space="preserve">5. </w:t>
@@ -1669,6 +1709,7 @@
         <w:rPr>
           <w:rFonts w:ascii="Times New Roman" w:hAnsi="Times New Roman" w:eastAsia="Times New Roman"/>
           <w:b/>
+          <w:i w:val="0"/>
           <w:sz w:val="28"/>
         </w:rPr>
         <w:t>Производственное:</w:t>
@@ -1677,6 +1718,7 @@
         <w:rPr>
           <w:rFonts w:ascii="Times New Roman" w:hAnsi="Times New Roman" w:eastAsia="Times New Roman"/>
           <w:b w:val="0"/>
+          <w:i w:val="0"/>
           <w:sz w:val="28"/>
         </w:rPr>
         <w:t xml:space="preserve"> структура и площади предприятия рассчитаны на массовый выпуск старой продукции и создают чрезмерные постоянные расходы.</w:t>
@@ -1684,7 +1726,7 @@
     </w:p>
     <w:p>
       <w:pPr>
-        <w:spacing w:line="360" w:lineRule="auto" w:after="0" w:before="0"/>
+        <w:spacing w:line="360" w:lineRule="auto" w:before="0" w:after="0"/>
         <w:ind w:left="709" w:hanging="369"/>
         <w:jc w:val="both"/>
       </w:pPr>
@@ -1692,6 +1734,7 @@
         <w:rPr>
           <w:rFonts w:ascii="Times New Roman" w:hAnsi="Times New Roman" w:eastAsia="Times New Roman"/>
           <w:b w:val="0"/>
+          <w:i w:val="0"/>
           <w:sz w:val="28"/>
         </w:rPr>
         <w:t xml:space="preserve">6. </w:t>
@@ -1700,6 +1743,7 @@
         <w:rPr>
           <w:rFonts w:ascii="Times New Roman" w:hAnsi="Times New Roman" w:eastAsia="Times New Roman"/>
           <w:b/>
+          <w:i w:val="0"/>
           <w:sz w:val="28"/>
         </w:rPr>
         <w:t>Репутационное:</w:t>
@@ -1708,6 +1752,7 @@
         <w:rPr>
           <w:rFonts w:ascii="Times New Roman" w:hAnsi="Times New Roman" w:eastAsia="Times New Roman"/>
           <w:b w:val="0"/>
+          <w:i w:val="0"/>
           <w:sz w:val="28"/>
         </w:rPr>
         <w:t xml:space="preserve"> повторный выпуск недоработанной техники способен окончательно снизить доверие покупателей и дилеров.</w:t>
@@ -1715,7 +1760,7 @@
     </w:p>
     <w:p>
       <w:pPr>
-        <w:spacing w:line="360" w:lineRule="auto" w:after="0" w:before="0"/>
+        <w:spacing w:line="360" w:lineRule="auto" w:before="0" w:after="0"/>
         <w:ind w:left="709" w:hanging="369"/>
         <w:jc w:val="both"/>
       </w:pPr>
@@ -1723,6 +1768,7 @@
         <w:rPr>
           <w:rFonts w:ascii="Times New Roman" w:hAnsi="Times New Roman" w:eastAsia="Times New Roman"/>
           <w:b w:val="0"/>
+          <w:i w:val="0"/>
           <w:sz w:val="28"/>
         </w:rPr>
         <w:t xml:space="preserve">7. </w:t>
@@ -1731,6 +1777,7 @@
         <w:rPr>
           <w:rFonts w:ascii="Times New Roman" w:hAnsi="Times New Roman" w:eastAsia="Times New Roman"/>
           <w:b/>
+          <w:i w:val="0"/>
           <w:sz w:val="28"/>
         </w:rPr>
         <w:t>Кадровое и временное:</w:t>
@@ -1739,6 +1786,7 @@
         <w:rPr>
           <w:rFonts w:ascii="Times New Roman" w:hAnsi="Times New Roman" w:eastAsia="Times New Roman"/>
           <w:b w:val="0"/>
+          <w:i w:val="0"/>
           <w:sz w:val="28"/>
         </w:rPr>
         <w:t xml:space="preserve"> число квалифицированных конструкторов, технологов, испытателей и управленцев, а также продолжительность разработки ограничены.</w:t>
@@ -1746,7 +1794,7 @@
     </w:p>
     <w:p>
       <w:pPr>
-        <w:spacing w:line="360" w:lineRule="auto" w:after="0" w:before="0"/>
+        <w:spacing w:line="360" w:lineRule="auto" w:before="0" w:after="0"/>
         <w:ind w:left="709" w:hanging="369"/>
         <w:jc w:val="both"/>
       </w:pPr>
@@ -1754,6 +1802,7 @@
         <w:rPr>
           <w:rFonts w:ascii="Times New Roman" w:hAnsi="Times New Roman" w:eastAsia="Times New Roman"/>
           <w:b w:val="0"/>
+          <w:i w:val="0"/>
           <w:sz w:val="28"/>
         </w:rPr>
         <w:t xml:space="preserve">8. </w:t>
@@ -1762,6 +1811,7 @@
         <w:rPr>
           <w:rFonts w:ascii="Times New Roman" w:hAnsi="Times New Roman" w:eastAsia="Times New Roman"/>
           <w:b/>
+          <w:i w:val="0"/>
           <w:sz w:val="28"/>
         </w:rPr>
         <w:t>Социальное:</w:t>
@@ -1770,6 +1820,7 @@
         <w:rPr>
           <w:rFonts w:ascii="Times New Roman" w:hAnsi="Times New Roman" w:eastAsia="Times New Roman"/>
           <w:b w:val="0"/>
+          <w:i w:val="0"/>
           <w:sz w:val="28"/>
         </w:rPr>
         <w:t xml:space="preserve"> сокращение непрофильных производств и площадей необходимо проводить с учетом занятости, безопасности труда и сохранения критических компетенций.</w:t>
@@ -1778,12 +1829,12 @@
     <w:p>
       <w:pPr>
         <w:pStyle w:val="Heading1"/>
-        <w:jc w:val="left"/>
       </w:pPr>
       <w:r>
         <w:rPr>
           <w:rFonts w:ascii="Times New Roman" w:hAnsi="Times New Roman" w:eastAsia="Times New Roman"/>
           <w:b/>
+          <w:i w:val="0"/>
           <w:sz w:val="32"/>
         </w:rPr>
         <w:t>7. Анализ факторов, влияющих на принятие управленческого решения</w:t>
@@ -1791,7 +1842,7 @@
     </w:p>
     <w:p>
       <w:pPr>
-        <w:spacing w:line="360" w:lineRule="auto" w:after="0" w:before="0"/>
+        <w:spacing w:line="360" w:lineRule="auto" w:before="0" w:after="0"/>
         <w:ind w:firstLine="709"/>
         <w:jc w:val="both"/>
       </w:pPr>
@@ -1799,6 +1850,7 @@
         <w:rPr>
           <w:rFonts w:ascii="Times New Roman" w:hAnsi="Times New Roman" w:eastAsia="Times New Roman"/>
           <w:b w:val="0"/>
+          <w:i w:val="0"/>
           <w:sz w:val="28"/>
         </w:rPr>
         <w:t>Перечень факторов принят по учебному пособию [1, с. 133–135].</w:t>
@@ -1812,6 +1864,7 @@
         <w:rPr>
           <w:rFonts w:ascii="Times New Roman" w:hAnsi="Times New Roman" w:eastAsia="Times New Roman"/>
           <w:b/>
+          <w:i w:val="0"/>
           <w:sz w:val="30"/>
         </w:rPr>
         <w:t>7.1. Личностные оценки руководителя</w:t>
@@ -1819,7 +1872,7 @@
     </w:p>
     <w:p>
       <w:pPr>
-        <w:spacing w:line="360" w:lineRule="auto" w:after="0" w:before="0"/>
+        <w:spacing w:line="360" w:lineRule="auto" w:before="0" w:after="0"/>
         <w:ind w:firstLine="709"/>
         <w:jc w:val="both"/>
       </w:pPr>
@@ -1827,9 +1880,10 @@
         <w:rPr>
           <w:rFonts w:ascii="Times New Roman" w:hAnsi="Times New Roman" w:eastAsia="Times New Roman"/>
           <w:b w:val="0"/>
+          <w:i w:val="0"/>
           <w:sz w:val="28"/>
         </w:rPr>
-        <w:t>Руководитель интерпретирует информацию через собственные ценности, опыт и отношение к риску. Новая команда ИМЗ оценила старый рынок как неперспективный, а досуговый сегмент — как привлекательный. Такая предпринимательская оценка необходима для выхода из кризиса, однако прошлый опыт неоправданной спешки показывает опасность избыточного оптимизма. Поэтому личная оценка должна проверяться исследованиями рынка, независимой технической экспертизой и установленными контрольными точками проекта.</w:t>
+        <w:t>Руководитель интерпретирует информацию через собственные ценности, опыт и отношение к риску. Новая команда ИМЗ оценила старый рынок как неперспективный, а досуговый сегмент - как привлекательный. Такая предпринимательская оценка необходима для выхода из кризиса, однако прошлый опыт неоправданной спешки показывает опасность избыточного оптимизма. Поэтому личная оценка должна проверяться исследованиями рынка, независимой технической экспертизой и установленными контрольными точками проекта.</w:t>
       </w:r>
     </w:p>
     <w:p>
@@ -1840,6 +1894,7 @@
         <w:rPr>
           <w:rFonts w:ascii="Times New Roman" w:hAnsi="Times New Roman" w:eastAsia="Times New Roman"/>
           <w:b/>
+          <w:i w:val="0"/>
           <w:sz w:val="30"/>
         </w:rPr>
         <w:t>7.2. Среда принятия решения</w:t>
@@ -1847,7 +1902,7 @@
     </w:p>
     <w:p>
       <w:pPr>
-        <w:spacing w:line="360" w:lineRule="auto" w:after="0" w:before="0"/>
+        <w:spacing w:line="360" w:lineRule="auto" w:before="0" w:after="0"/>
         <w:ind w:firstLine="709"/>
         <w:jc w:val="both"/>
       </w:pPr>
@@ -1855,6 +1910,7 @@
         <w:rPr>
           <w:rFonts w:ascii="Times New Roman" w:hAnsi="Times New Roman" w:eastAsia="Times New Roman"/>
           <w:b w:val="0"/>
+          <w:i w:val="0"/>
           <w:sz w:val="28"/>
         </w:rPr>
         <w:t xml:space="preserve">Решение принимается преимущественно в условиях </w:t>
@@ -1863,6 +1919,7 @@
         <w:rPr>
           <w:rFonts w:ascii="Times New Roman" w:hAnsi="Times New Roman" w:eastAsia="Times New Roman"/>
           <w:b/>
+          <w:i w:val="0"/>
           <w:sz w:val="28"/>
         </w:rPr>
         <w:t>информационной неопределенности</w:t>
@@ -1871,6 +1928,7 @@
         <w:rPr>
           <w:rFonts w:ascii="Times New Roman" w:hAnsi="Times New Roman" w:eastAsia="Times New Roman"/>
           <w:b w:val="0"/>
+          <w:i w:val="0"/>
           <w:sz w:val="28"/>
         </w:rPr>
         <w:t>. Достоверно известны падение традиционного спроса, низкая загрузка мощностей, дефицит финансов и наличие репутационного ущерба. При этом нельзя точно предсказать объем нового сегмента, готовность покупателей платить, сроки разработки и реакцию конкурентов. Следовательно, единовременное крупное вложение недопустимо: необходимы прототип, исследование спроса, пилотная партия и последовательное уточнение решения по результатам каждого этапа.</w:t>
@@ -1884,6 +1942,7 @@
         <w:rPr>
           <w:rFonts w:ascii="Times New Roman" w:hAnsi="Times New Roman" w:eastAsia="Times New Roman"/>
           <w:b/>
+          <w:i w:val="0"/>
           <w:sz w:val="30"/>
         </w:rPr>
         <w:t>7.3. Культурные различия</w:t>
@@ -1891,7 +1950,7 @@
     </w:p>
     <w:p>
       <w:pPr>
-        <w:spacing w:line="360" w:lineRule="auto" w:after="0" w:before="0"/>
+        <w:spacing w:line="360" w:lineRule="auto" w:before="0" w:after="0"/>
         <w:ind w:firstLine="709"/>
         <w:jc w:val="both"/>
       </w:pPr>
@@ -1899,9 +1958,10 @@
         <w:rPr>
           <w:rFonts w:ascii="Times New Roman" w:hAnsi="Times New Roman" w:eastAsia="Times New Roman"/>
           <w:b w:val="0"/>
+          <w:i w:val="0"/>
           <w:sz w:val="28"/>
         </w:rPr>
-        <w:t>В ситуации отмечено влияние климата, плотности населения, национальных производителей, мотоциклетных традиций и склонности общества к определенному стилю езды на структуру спроса [1, с. 170]. Поэтому выводы по зарубежным рынкам нельзя механически переносить в Россию. Одновременно российское происхождение может стать отличительным преимуществом, что поддерживает позиционирование «Урал — русский мотоцикл».</w:t>
+        <w:t>В ситуации отмечено влияние климата, плотности населения, национальных производителей, мотоциклетных традиций и склонности общества к определенному стилю езды на структуру спроса [1, с. 170]. Поэтому выводы по зарубежным рынкам нельзя механически переносить в Россию. Одновременно российское происхождение может стать отличительным преимуществом, что поддерживает позиционирование «Урал - русский мотоцикл».</w:t>
       </w:r>
     </w:p>
     <w:p>
@@ -1912,6 +1972,7 @@
         <w:rPr>
           <w:rFonts w:ascii="Times New Roman" w:hAnsi="Times New Roman" w:eastAsia="Times New Roman"/>
           <w:b/>
+          <w:i w:val="0"/>
           <w:sz w:val="30"/>
         </w:rPr>
         <w:t>7.4. Информационные ограничения</w:t>
@@ -1919,7 +1980,7 @@
     </w:p>
     <w:p>
       <w:pPr>
-        <w:spacing w:line="360" w:lineRule="auto" w:after="0" w:before="0"/>
+        <w:spacing w:line="360" w:lineRule="auto" w:before="0" w:after="0"/>
         <w:ind w:firstLine="709"/>
         <w:jc w:val="both"/>
       </w:pPr>
@@ -1927,6 +1988,7 @@
         <w:rPr>
           <w:rFonts w:ascii="Times New Roman" w:hAnsi="Times New Roman" w:eastAsia="Times New Roman"/>
           <w:b w:val="0"/>
+          <w:i w:val="0"/>
           <w:sz w:val="28"/>
         </w:rPr>
         <w:t>Получение полной информации требует времени и денег, которых у ИМЗ недостаточно. Необходим разумно достаточный набор данных: интервью с потенциальными покупателями и дилерами, анализ цен и конкурентов, стоимость разработки и производства, результаты испытаний, предварительные заказы. Затраты на дополнительную информацию оправданы до тех пор, пока ожидаемая польза от снижения ошибки выбора не становится меньше расходов на ее получение.</w:t>
@@ -1940,6 +2002,7 @@
         <w:rPr>
           <w:rFonts w:ascii="Times New Roman" w:hAnsi="Times New Roman" w:eastAsia="Times New Roman"/>
           <w:b/>
+          <w:i w:val="0"/>
           <w:sz w:val="30"/>
         </w:rPr>
         <w:t>7.5. Поведенческие ограничения</w:t>
@@ -1947,7 +2010,7 @@
     </w:p>
     <w:p>
       <w:pPr>
-        <w:spacing w:line="360" w:lineRule="auto" w:after="0" w:before="0"/>
+        <w:spacing w:line="360" w:lineRule="auto" w:before="0" w:after="0"/>
         <w:ind w:firstLine="709"/>
         <w:jc w:val="both"/>
       </w:pPr>
@@ -1955,9 +2018,18 @@
         <w:rPr>
           <w:rFonts w:ascii="Times New Roman" w:hAnsi="Times New Roman" w:eastAsia="Times New Roman"/>
           <w:b w:val="0"/>
+          <w:i w:val="0"/>
           <w:sz w:val="28"/>
         </w:rPr>
-        <w:t>Участники решения могут по-разному понимать проблему и защищать интересы своих подразделений. Конструкторы заинтересованы в техническом совершенстве, сбыт — в быстром выводе модели, производство — в загрузке мощностей, финансовая служба — в минимизации расходов. Также возможны приверженность прежней продукции и стремление скрыть недостатки проекта. Ограничить влияние этих факторов позволяют единые критерии, межфункциональная проектная группа, документирование результатов испытаний и персональная ответственность за этапы.</w:t>
+        <w:t>Участники решения могут по-разному понимать проблему и защищать интересы своих подразделений. Конструкторы заинтересованы в техническом совершенстве, сбыт - в быстром выводе модели, производство - в загрузке мощностей, финансовая служба - в минимизации расходов. Также возможны приверженность прежней продукции и стремление скрыть недостатки проекта. Ограничить влияние этих факторов позволяют единые критерии, межфункциональная проектная группа, документирование результатов испытаний и персональная ответственность за этапы.</w:t>
+      </w:r>
+    </w:p>
+    <w:p>
+      <w:pPr>
+        <w:spacing w:line="240" w:lineRule="auto" w:before="0" w:after="0"/>
+      </w:pPr>
+      <w:r>
+        <w:br w:type="page"/>
       </w:r>
     </w:p>
     <w:p>
@@ -1968,6 +2040,7 @@
         <w:rPr>
           <w:rFonts w:ascii="Times New Roman" w:hAnsi="Times New Roman" w:eastAsia="Times New Roman"/>
           <w:b/>
+          <w:i w:val="0"/>
           <w:sz w:val="30"/>
         </w:rPr>
         <w:t>7.6. Взаимосвязь решений: дерево решений</w:t>
@@ -1975,7 +2048,7 @@
     </w:p>
     <w:p>
       <w:pPr>
-        <w:spacing w:line="360" w:lineRule="auto" w:after="0" w:before="0"/>
+        <w:spacing w:line="360" w:lineRule="auto" w:before="0" w:after="0"/>
         <w:ind w:firstLine="709"/>
         <w:jc w:val="both"/>
       </w:pPr>
@@ -1983,6 +2056,7 @@
         <w:rPr>
           <w:rFonts w:ascii="Times New Roman" w:hAnsi="Times New Roman" w:eastAsia="Times New Roman"/>
           <w:b w:val="0"/>
+          <w:i w:val="0"/>
           <w:sz w:val="28"/>
         </w:rPr>
         <w:t xml:space="preserve">Главное решение соответствует ранее выбранному направлению: </w:t>
@@ -1991,6 +2065,7 @@
         <w:rPr>
           <w:rFonts w:ascii="Times New Roman" w:hAnsi="Times New Roman" w:eastAsia="Times New Roman"/>
           <w:b/>
+          <w:i w:val="0"/>
           <w:sz w:val="28"/>
         </w:rPr>
         <w:t>инвестировать в новую технику и освоение досугового сегмента тяжелых мотоциклов</w:t>
@@ -1999,6 +2074,7 @@
         <w:rPr>
           <w:rFonts w:ascii="Times New Roman" w:hAnsi="Times New Roman" w:eastAsia="Times New Roman"/>
           <w:b w:val="0"/>
+          <w:i w:val="0"/>
           <w:sz w:val="28"/>
         </w:rPr>
         <w:t>. Оно не может быть реализовано изолированно и декомпозируется следующим образом.</w:t>
@@ -2006,6 +2082,7 @@
     </w:p>
     <w:p>
       <w:pPr>
+        <w:keepNext/>
         <w:keepLines/>
         <w:jc w:val="center"/>
       </w:pPr>
@@ -2021,11 +2098,11 @@
               <a:graphicData uri="http://schemas.openxmlformats.org/drawingml/2006/picture">
                 <pic:pic>
                   <pic:nvPicPr>
-                    <pic:cNvPr id="0" name="decision-tree.png"/>
+                    <pic:cNvPr id="0" name="дерево-решений.png"/>
                     <pic:cNvPicPr/>
                   </pic:nvPicPr>
                   <pic:blipFill>
-                    <a:blip r:embed="rId10"/>
+                    <a:blip r:embed="rId13"/>
                     <a:stretch>
                       <a:fillRect/>
                     </a:stretch>
@@ -2052,15 +2129,16 @@
       <w:r>
         <w:rPr>
           <w:rFonts w:ascii="Times New Roman" w:hAnsi="Times New Roman" w:eastAsia="Times New Roman"/>
-          <w:i/>
-          <w:sz w:val="24"/>
+          <w:b/>
+          <w:i w:val="0"/>
+          <w:sz w:val="28"/>
         </w:rPr>
-        <w:t>Рисунок 1 — Дерево решений по выбранному направлению изменений</w:t>
+        <w:t>Рисунок 1 - Дерево решений по выбранному направлению изменений</w:t>
       </w:r>
     </w:p>
     <w:p>
       <w:pPr>
-        <w:spacing w:line="360" w:lineRule="auto" w:after="0" w:before="0"/>
+        <w:spacing w:line="360" w:lineRule="auto" w:before="0" w:after="0"/>
         <w:ind w:firstLine="709"/>
         <w:jc w:val="both"/>
       </w:pPr>
@@ -2068,6 +2146,7 @@
         <w:rPr>
           <w:rFonts w:ascii="Times New Roman" w:hAnsi="Times New Roman" w:eastAsia="Times New Roman"/>
           <w:b w:val="0"/>
+          <w:i w:val="0"/>
           <w:sz w:val="28"/>
         </w:rPr>
         <w:t>Ветви взаимозависимы: например, массовый запуск до завершения испытаний повторит прежнюю ошибку, а сохранение избыточной производственной структуры повысит точку безубыточности и потребность в финансировании. Масштабирование является не исходным действием, а последующим решением после подтверждения качества и спроса.</w:t>
@@ -2081,6 +2160,7 @@
         <w:rPr>
           <w:rFonts w:ascii="Times New Roman" w:hAnsi="Times New Roman" w:eastAsia="Times New Roman"/>
           <w:b/>
+          <w:i w:val="0"/>
           <w:sz w:val="30"/>
         </w:rPr>
         <w:t>7.7. Фактор сложности</w:t>
@@ -2088,7 +2168,7 @@
     </w:p>
     <w:p>
       <w:pPr>
-        <w:spacing w:line="360" w:lineRule="auto" w:after="0" w:before="0"/>
+        <w:spacing w:line="360" w:lineRule="auto" w:before="0" w:after="0"/>
         <w:ind w:firstLine="709"/>
         <w:jc w:val="both"/>
       </w:pPr>
@@ -2096,6 +2176,7 @@
         <w:rPr>
           <w:rFonts w:ascii="Times New Roman" w:hAnsi="Times New Roman" w:eastAsia="Times New Roman"/>
           <w:b w:val="0"/>
+          <w:i w:val="0"/>
           <w:sz w:val="28"/>
         </w:rPr>
         <w:t>Решение охватывает маркетинговую, конструкторскую, технологическую, производственную, финансовую, кадровую и сбытовую сферы. Чем больше подразделений и работников вовлечено, тем выше стоимость координации и вероятность задержек. Сложность следует уменьшить концентрацией на одной продуктовой платформе, назначением руководителя проекта, разделением работ на этапы и единым графиком контрольных точек.</w:t>
@@ -2109,6 +2190,7 @@
         <w:rPr>
           <w:rFonts w:ascii="Times New Roman" w:hAnsi="Times New Roman" w:eastAsia="Times New Roman"/>
           <w:b/>
+          <w:i w:val="0"/>
           <w:sz w:val="30"/>
         </w:rPr>
         <w:t>7.8. Перспективность действия решения</w:t>
@@ -2116,7 +2198,7 @@
     </w:p>
     <w:p>
       <w:pPr>
-        <w:spacing w:line="360" w:lineRule="auto" w:after="0" w:before="0"/>
+        <w:spacing w:line="360" w:lineRule="auto" w:before="0" w:after="0"/>
         <w:ind w:firstLine="709"/>
         <w:jc w:val="both"/>
       </w:pPr>
@@ -2124,6 +2206,7 @@
         <w:rPr>
           <w:rFonts w:ascii="Times New Roman" w:hAnsi="Times New Roman" w:eastAsia="Times New Roman"/>
           <w:b w:val="0"/>
+          <w:i w:val="0"/>
           <w:sz w:val="28"/>
         </w:rPr>
         <w:t>Краткосрочное увеличение выпуска старой продукции не создает устойчивого будущего. Инвестиции в качественный мотоцикл-одиночку, систему качества и бренд формируют основу для долгосрочного присутствия в перспективном сегменте. Перспективность сохраняется только при регулярной проверке рыночных предпосылок: если пилотные продажи не подтверждают спрос, проект необходимо скорректировать или остановить.</w:t>
@@ -2137,6 +2220,7 @@
         <w:rPr>
           <w:rFonts w:ascii="Times New Roman" w:hAnsi="Times New Roman" w:eastAsia="Times New Roman"/>
           <w:b/>
+          <w:i w:val="0"/>
           <w:sz w:val="30"/>
         </w:rPr>
         <w:t>7.9. Фактор финансовых вложений и их анализа</w:t>
@@ -2144,7 +2228,7 @@
     </w:p>
     <w:p>
       <w:pPr>
-        <w:spacing w:line="360" w:lineRule="auto" w:after="0" w:before="0"/>
+        <w:spacing w:line="360" w:lineRule="auto" w:before="0" w:after="0"/>
         <w:ind w:firstLine="709"/>
         <w:jc w:val="both"/>
       </w:pPr>
@@ -2152,6 +2236,7 @@
         <w:rPr>
           <w:rFonts w:ascii="Times New Roman" w:hAnsi="Times New Roman" w:eastAsia="Times New Roman"/>
           <w:b w:val="0"/>
+          <w:i w:val="0"/>
           <w:sz w:val="28"/>
         </w:rPr>
         <w:t>Радикальное обновление требует затрат на конструкторские работы, прототипы, испытания, технологическую подготовку, качество и продвижение. Для предприятия с недостатком финансов это один из главных ограничивающих факторов. Необходимо определить источники средств, этапные бюджеты, прогноз денежных потоков, точку безубыточности, допустимую долговую нагрузку и резерв. Заемное финансирование приемлемо только при способности обслуживать долг и без критической зависимости от кредиторов.</w:t>
@@ -2165,6 +2250,7 @@
         <w:rPr>
           <w:rFonts w:ascii="Times New Roman" w:hAnsi="Times New Roman" w:eastAsia="Times New Roman"/>
           <w:b/>
+          <w:i w:val="0"/>
           <w:sz w:val="30"/>
         </w:rPr>
         <w:t>7.10. Экономическая целесообразность</w:t>
@@ -2172,7 +2258,7 @@
     </w:p>
     <w:p>
       <w:pPr>
-        <w:spacing w:line="360" w:lineRule="auto" w:after="0" w:before="0"/>
+        <w:spacing w:line="360" w:lineRule="auto" w:before="0" w:after="0"/>
         <w:ind w:firstLine="709"/>
         <w:jc w:val="both"/>
       </w:pPr>
@@ -2180,6 +2266,7 @@
         <w:rPr>
           <w:rFonts w:ascii="Times New Roman" w:hAnsi="Times New Roman" w:eastAsia="Times New Roman"/>
           <w:b w:val="0"/>
+          <w:i w:val="0"/>
           <w:sz w:val="28"/>
         </w:rPr>
         <w:t>Выбранный вариант должен давать ожидаемый экономический эффект, превышающий затраты. При отсутствии исходных числовых данных окончательный расчет невозможен, поэтому устанавливается правило: проект продолжается, если подтвержденная цена и ожидаемый объем продаж обеспечивают положительный маржинальный доход, а реалистичный прогноз показывает достижимость безубыточности в установленный срок. В расчет включаются не только разработка модели, но и испытания, гарантийное обслуживание, продвижение, перестройка производства и стоимость финансирования.</w:t>
@@ -2193,6 +2280,7 @@
         <w:rPr>
           <w:rFonts w:ascii="Times New Roman" w:hAnsi="Times New Roman" w:eastAsia="Times New Roman"/>
           <w:b/>
+          <w:i w:val="0"/>
           <w:sz w:val="30"/>
         </w:rPr>
         <w:t>7.11. Учет экономического, социального, нравственно-этического и технического эффекта</w:t>
@@ -2200,7 +2288,7 @@
     </w:p>
     <w:p>
       <w:pPr>
-        <w:spacing w:line="360" w:lineRule="auto" w:after="0" w:before="0"/>
+        <w:spacing w:line="360" w:lineRule="auto" w:before="0" w:after="0"/>
         <w:ind w:left="709" w:hanging="312"/>
         <w:jc w:val="both"/>
       </w:pPr>
@@ -2208,6 +2296,7 @@
         <w:rPr>
           <w:rFonts w:ascii="Times New Roman" w:hAnsi="Times New Roman" w:eastAsia="Times New Roman"/>
           <w:b w:val="0"/>
+          <w:i w:val="0"/>
           <w:sz w:val="28"/>
         </w:rPr>
         <w:t xml:space="preserve">• </w:t>
@@ -2216,6 +2305,7 @@
         <w:rPr>
           <w:rFonts w:ascii="Times New Roman" w:hAnsi="Times New Roman" w:eastAsia="Times New Roman"/>
           <w:b/>
+          <w:i w:val="0"/>
           <w:sz w:val="28"/>
         </w:rPr>
         <w:t>Экономический эффект:</w:t>
@@ -2224,6 +2314,7 @@
         <w:rPr>
           <w:rFonts w:ascii="Times New Roman" w:hAnsi="Times New Roman" w:eastAsia="Times New Roman"/>
           <w:b w:val="0"/>
+          <w:i w:val="0"/>
           <w:sz w:val="28"/>
         </w:rPr>
         <w:t xml:space="preserve"> рост выручки и маржинального дохода, снижение издержек избыточных площадей, уменьшение бартера и восстановление платежеспособности.</w:t>
@@ -2231,7 +2322,7 @@
     </w:p>
     <w:p>
       <w:pPr>
-        <w:spacing w:line="360" w:lineRule="auto" w:after="0" w:before="0"/>
+        <w:spacing w:line="360" w:lineRule="auto" w:before="0" w:after="0"/>
         <w:ind w:left="709" w:hanging="312"/>
         <w:jc w:val="both"/>
       </w:pPr>
@@ -2239,6 +2330,7 @@
         <w:rPr>
           <w:rFonts w:ascii="Times New Roman" w:hAnsi="Times New Roman" w:eastAsia="Times New Roman"/>
           <w:b w:val="0"/>
+          <w:i w:val="0"/>
           <w:sz w:val="28"/>
         </w:rPr>
         <w:t xml:space="preserve">• </w:t>
@@ -2247,6 +2339,7 @@
         <w:rPr>
           <w:rFonts w:ascii="Times New Roman" w:hAnsi="Times New Roman" w:eastAsia="Times New Roman"/>
           <w:b/>
+          <w:i w:val="0"/>
           <w:sz w:val="28"/>
         </w:rPr>
         <w:t>Социальный эффект:</w:t>
@@ -2255,6 +2348,7 @@
         <w:rPr>
           <w:rFonts w:ascii="Times New Roman" w:hAnsi="Times New Roman" w:eastAsia="Times New Roman"/>
           <w:b w:val="0"/>
+          <w:i w:val="0"/>
           <w:sz w:val="28"/>
         </w:rPr>
         <w:t xml:space="preserve"> сохранение жизнеспособной части предприятия и ключевых рабочих мест, обучение персонала; возможное сокращение занятости является отрицательным эффектом и требует управляемых мер.</w:t>
@@ -2262,7 +2356,7 @@
     </w:p>
     <w:p>
       <w:pPr>
-        <w:spacing w:line="360" w:lineRule="auto" w:after="0" w:before="0"/>
+        <w:spacing w:line="360" w:lineRule="auto" w:before="0" w:after="0"/>
         <w:ind w:left="709" w:hanging="312"/>
         <w:jc w:val="both"/>
       </w:pPr>
@@ -2270,6 +2364,7 @@
         <w:rPr>
           <w:rFonts w:ascii="Times New Roman" w:hAnsi="Times New Roman" w:eastAsia="Times New Roman"/>
           <w:b w:val="0"/>
+          <w:i w:val="0"/>
           <w:sz w:val="28"/>
         </w:rPr>
         <w:t xml:space="preserve">• </w:t>
@@ -2278,6 +2373,7 @@
         <w:rPr>
           <w:rFonts w:ascii="Times New Roman" w:hAnsi="Times New Roman" w:eastAsia="Times New Roman"/>
           <w:b/>
+          <w:i w:val="0"/>
           <w:sz w:val="28"/>
         </w:rPr>
         <w:t>Нравственно-этический эффект:</w:t>
@@ -2286,6 +2382,7 @@
         <w:rPr>
           <w:rFonts w:ascii="Times New Roman" w:hAnsi="Times New Roman" w:eastAsia="Times New Roman"/>
           <w:b w:val="0"/>
+          <w:i w:val="0"/>
           <w:sz w:val="28"/>
         </w:rPr>
         <w:t xml:space="preserve"> недопустимо продавать потребителю недостаточно испытанную и потенциально небезопасную технику; сведения о характеристиках и сроках должны быть достоверными.</w:t>
@@ -2293,7 +2390,7 @@
     </w:p>
     <w:p>
       <w:pPr>
-        <w:spacing w:line="360" w:lineRule="auto" w:after="0" w:before="0"/>
+        <w:spacing w:line="360" w:lineRule="auto" w:before="0" w:after="0"/>
         <w:ind w:left="709" w:hanging="312"/>
         <w:jc w:val="both"/>
       </w:pPr>
@@ -2301,6 +2398,7 @@
         <w:rPr>
           <w:rFonts w:ascii="Times New Roman" w:hAnsi="Times New Roman" w:eastAsia="Times New Roman"/>
           <w:b w:val="0"/>
+          <w:i w:val="0"/>
           <w:sz w:val="28"/>
         </w:rPr>
         <w:t xml:space="preserve">• </w:t>
@@ -2309,6 +2407,7 @@
         <w:rPr>
           <w:rFonts w:ascii="Times New Roman" w:hAnsi="Times New Roman" w:eastAsia="Times New Roman"/>
           <w:b/>
+          <w:i w:val="0"/>
           <w:sz w:val="28"/>
         </w:rPr>
         <w:t>Технический эффект:</w:t>
@@ -2317,6 +2416,7 @@
         <w:rPr>
           <w:rFonts w:ascii="Times New Roman" w:hAnsi="Times New Roman" w:eastAsia="Times New Roman"/>
           <w:b w:val="0"/>
+          <w:i w:val="0"/>
           <w:sz w:val="28"/>
         </w:rPr>
         <w:t xml:space="preserve"> повышение надежности, формирование дисциплины разработки и испытаний, внедрение системы менеджмента качества.</w:t>
@@ -2330,6 +2430,7 @@
         <w:rPr>
           <w:rFonts w:ascii="Times New Roman" w:hAnsi="Times New Roman" w:eastAsia="Times New Roman"/>
           <w:b/>
+          <w:i w:val="0"/>
           <w:sz w:val="30"/>
         </w:rPr>
         <w:t>7.12. Степень риска</w:t>
@@ -2337,7 +2438,7 @@
     </w:p>
     <w:p>
       <w:pPr>
-        <w:spacing w:line="360" w:lineRule="auto" w:after="0" w:before="0"/>
+        <w:spacing w:line="360" w:lineRule="auto" w:before="0" w:after="0"/>
         <w:ind w:firstLine="709"/>
         <w:jc w:val="both"/>
       </w:pPr>
@@ -2345,6 +2446,7 @@
         <w:rPr>
           <w:rFonts w:ascii="Times New Roman" w:hAnsi="Times New Roman" w:eastAsia="Times New Roman"/>
           <w:b w:val="0"/>
+          <w:i w:val="0"/>
           <w:sz w:val="28"/>
         </w:rPr>
         <w:t>Решение имеет высокий рыночный, технический, финансовый и репутационный риск. Основные способы снижения риска: исследование спроса; концентрация на ограниченном числе моделей; создание и испытание прототипа; пилотная партия; поэтапное финансирование; независимый контроль качества; резерв средств; заранее заданные показатели продолжения и остановки проекта. Полностью устранить риск невозможно, но его можно сделать наблюдаемым и ограниченным.</w:t>
@@ -2353,12 +2455,12 @@
     <w:p>
       <w:pPr>
         <w:pStyle w:val="Heading1"/>
-        <w:jc w:val="left"/>
       </w:pPr>
       <w:r>
         <w:rPr>
           <w:rFonts w:ascii="Times New Roman" w:hAnsi="Times New Roman" w:eastAsia="Times New Roman"/>
           <w:b/>
+          <w:i w:val="0"/>
           <w:sz w:val="32"/>
         </w:rPr>
         <w:t>8. Выводы</w:t>
@@ -2366,7 +2468,7 @@
     </w:p>
     <w:p>
       <w:pPr>
-        <w:spacing w:line="360" w:lineRule="auto" w:after="0" w:before="0"/>
+        <w:spacing w:line="360" w:lineRule="auto" w:before="0" w:after="0"/>
         <w:ind w:firstLine="709"/>
         <w:jc w:val="both"/>
       </w:pPr>
@@ -2374,6 +2476,7 @@
         <w:rPr>
           <w:rFonts w:ascii="Times New Roman" w:hAnsi="Times New Roman" w:eastAsia="Times New Roman"/>
           <w:b w:val="0"/>
+          <w:i w:val="0"/>
           <w:sz w:val="28"/>
         </w:rPr>
         <w:t xml:space="preserve">В словарном значении </w:t>
@@ -2382,6 +2485,7 @@
         <w:rPr>
           <w:rFonts w:ascii="Times New Roman" w:hAnsi="Times New Roman" w:eastAsia="Times New Roman"/>
           <w:b/>
+          <w:i w:val="0"/>
           <w:sz w:val="28"/>
         </w:rPr>
         <w:t>вывод</w:t>
@@ -2390,14 +2494,15 @@
         <w:rPr>
           <w:rFonts w:ascii="Times New Roman" w:hAnsi="Times New Roman" w:eastAsia="Times New Roman"/>
           <w:b w:val="0"/>
+          <w:i w:val="0"/>
           <w:sz w:val="28"/>
         </w:rPr>
-        <w:t xml:space="preserve"> — это итог рассуждения или исследования [2]. На основании анализа ситуации сделаны следующие выводы.</w:t>
+        <w:t xml:space="preserve"> - это итог рассуждения или исследования [2]. На основании анализа ситуации сделаны следующие выводы.</w:t>
       </w:r>
     </w:p>
     <w:p>
       <w:pPr>
-        <w:spacing w:line="360" w:lineRule="auto" w:after="0" w:before="0"/>
+        <w:spacing w:line="360" w:lineRule="auto" w:before="0" w:after="0"/>
         <w:ind w:left="709" w:hanging="369"/>
         <w:jc w:val="both"/>
       </w:pPr>
@@ -2405,6 +2510,7 @@
         <w:rPr>
           <w:rFonts w:ascii="Times New Roman" w:hAnsi="Times New Roman" w:eastAsia="Times New Roman"/>
           <w:b w:val="0"/>
+          <w:i w:val="0"/>
           <w:sz w:val="28"/>
         </w:rPr>
         <w:t xml:space="preserve">1. Для ИМЗ наиболее обосновано направление </w:t>
@@ -2413,6 +2519,7 @@
         <w:rPr>
           <w:rFonts w:ascii="Times New Roman" w:hAnsi="Times New Roman" w:eastAsia="Times New Roman"/>
           <w:b/>
+          <w:i w:val="0"/>
           <w:sz w:val="28"/>
         </w:rPr>
         <w:t>поэтапного инвестирования в новую технику и новую рыночную сферу</w:t>
@@ -2421,14 +2528,15 @@
         <w:rPr>
           <w:rFonts w:ascii="Times New Roman" w:hAnsi="Times New Roman" w:eastAsia="Times New Roman"/>
           <w:b w:val="0"/>
+          <w:i w:val="0"/>
           <w:sz w:val="28"/>
         </w:rPr>
-        <w:t xml:space="preserve"> — тяжелые мотоциклы-одиночки для досуга, обеспеченных покупателей и байкеров. Оно использует базовые компетенции предприятия и одновременно уводит его от сокращающегося традиционного рынка.</w:t>
+        <w:t xml:space="preserve"> - тяжелые мотоциклы-одиночки для досуга, обеспеченных покупателей и байкеров. Оно использует базовые компетенции предприятия и одновременно уводит его от сокращающегося традиционного рынка.</w:t>
       </w:r>
     </w:p>
     <w:p>
       <w:pPr>
-        <w:spacing w:line="360" w:lineRule="auto" w:after="0" w:before="0"/>
+        <w:spacing w:line="360" w:lineRule="auto" w:before="0" w:after="0"/>
         <w:ind w:left="709" w:hanging="369"/>
         <w:jc w:val="both"/>
       </w:pPr>
@@ -2436,6 +2544,7 @@
         <w:rPr>
           <w:rFonts w:ascii="Times New Roman" w:hAnsi="Times New Roman" w:eastAsia="Times New Roman"/>
           <w:b w:val="0"/>
+          <w:i w:val="0"/>
           <w:sz w:val="28"/>
         </w:rPr>
         <w:t>2. Расширение номенклатуры необходимо исключить, поскольку оно распыляет дефицитные ресурсы и увеличивает вероятность повторного выпуска недоработанных изделий. Немедленное увеличение объема также исключается из-за неподтвержденного спроса; масштабирование допустимо только после успешных испытаний и пилотных продаж.</w:t>
@@ -2443,7 +2552,7 @@
     </w:p>
     <w:p>
       <w:pPr>
-        <w:spacing w:line="360" w:lineRule="auto" w:after="0" w:before="0"/>
+        <w:spacing w:line="360" w:lineRule="auto" w:before="0" w:after="0"/>
         <w:ind w:left="709" w:hanging="369"/>
         <w:jc w:val="both"/>
       </w:pPr>
@@ -2451,6 +2560,7 @@
         <w:rPr>
           <w:rFonts w:ascii="Times New Roman" w:hAnsi="Times New Roman" w:eastAsia="Times New Roman"/>
           <w:b w:val="0"/>
+          <w:i w:val="0"/>
           <w:sz w:val="28"/>
         </w:rPr>
         <w:t>3. Критическими факторами являются неопределенность нового рынка, дефицит информации и финансов, взаимосвязь продуктовых, производственных и коммерческих решений, высокая сложность и риск, а также необходимость учитывать не только экономические, но и социальные, нравственно-этические и технические последствия.</w:t>
@@ -2458,7 +2568,7 @@
     </w:p>
     <w:p>
       <w:pPr>
-        <w:spacing w:line="360" w:lineRule="auto" w:after="0" w:before="0"/>
+        <w:spacing w:line="360" w:lineRule="auto" w:before="0" w:after="0"/>
         <w:ind w:left="709" w:hanging="369"/>
         <w:jc w:val="both"/>
       </w:pPr>
@@ -2466,6 +2576,7 @@
         <w:rPr>
           <w:rFonts w:ascii="Times New Roman" w:hAnsi="Times New Roman" w:eastAsia="Times New Roman"/>
           <w:b w:val="0"/>
+          <w:i w:val="0"/>
           <w:sz w:val="28"/>
         </w:rPr>
         <w:t>4. Решение приемлемо лишь при соблюдении ограничений: концентрация на небольшом числе моделей, полный цикл испытаний, поэтапный бюджет, сокращение избыточных постоянных затрат, независимый контроль качества и наличие критериев остановки проекта.</w:t>
@@ -2473,7 +2584,7 @@
     </w:p>
     <w:p>
       <w:pPr>
-        <w:spacing w:line="360" w:lineRule="auto" w:after="0" w:before="0"/>
+        <w:spacing w:line="360" w:lineRule="auto" w:before="0" w:after="0"/>
         <w:ind w:left="709" w:hanging="369"/>
         <w:jc w:val="both"/>
       </w:pPr>
@@ -2481,6 +2592,7 @@
         <w:rPr>
           <w:rFonts w:ascii="Times New Roman" w:hAnsi="Times New Roman" w:eastAsia="Times New Roman"/>
           <w:b w:val="0"/>
+          <w:i w:val="0"/>
           <w:sz w:val="28"/>
         </w:rPr>
         <w:t>5. Дерево решений показывает, что инвестиционное направление требует согласованного набора подчиненных решений по продукту, целевому рынку, разработке, производству, финансированию и выводу на рынок. Ошибка хотя бы в одной критической ветви может обесценить главное решение.</w:t>
@@ -2488,13 +2600,21 @@
     </w:p>
     <w:p>
       <w:pPr>
+        <w:spacing w:line="240" w:lineRule="auto" w:before="0" w:after="0"/>
+      </w:pPr>
+      <w:r>
+        <w:br w:type="page"/>
+      </w:r>
+    </w:p>
+    <w:p>
+      <w:pPr>
         <w:pStyle w:val="Heading1"/>
-        <w:jc w:val="left"/>
       </w:pPr>
       <w:r>
         <w:rPr>
           <w:rFonts w:ascii="Times New Roman" w:hAnsi="Times New Roman" w:eastAsia="Times New Roman"/>
           <w:b/>
+          <w:i w:val="0"/>
           <w:sz w:val="32"/>
         </w:rPr>
         <w:t>9. Список использованных источников</w:t>
@@ -2502,7 +2622,7 @@
     </w:p>
     <w:p>
       <w:pPr>
-        <w:spacing w:line="360" w:lineRule="auto" w:after="0" w:before="0"/>
+        <w:spacing w:line="360" w:lineRule="auto" w:before="0" w:after="0"/>
         <w:ind w:left="709" w:hanging="369"/>
         <w:jc w:val="both"/>
       </w:pPr>
@@ -2510,14 +2630,15 @@
         <w:rPr>
           <w:rFonts w:ascii="Times New Roman" w:hAnsi="Times New Roman" w:eastAsia="Times New Roman"/>
           <w:b w:val="0"/>
+          <w:i w:val="0"/>
           <w:sz w:val="28"/>
         </w:rPr>
-        <w:t>1. Лукычёва Л. И. Управление организацией: учебное пособие по специальности «Менеджмент организации» / Л. И. Лукычёва; под ред. Ю. П. Анискина. — 3-е изд., стер. — М.: Омега-Л, 2006. — 360 с. — ISBN 5-98119-986-5. — С. 133–135, 169–170.</w:t>
+        <w:t>1. Лукычёва Л. И. Управление организацией: учебное пособие по специальности «Менеджмент организации» / Л. И. Лукычёва; под ред. Ю. П. Анискина. - 3-е изд., стер. - М.: Омега-Л, 2006. - 360 с. - ISBN 5-98119-986-5. - С. 133–135, 169–170.</w:t>
       </w:r>
     </w:p>
     <w:p>
       <w:pPr>
-        <w:spacing w:line="360" w:lineRule="auto" w:after="0" w:before="0"/>
+        <w:spacing w:line="360" w:lineRule="auto" w:before="0" w:after="0"/>
         <w:ind w:left="709" w:hanging="369"/>
         <w:jc w:val="both"/>
       </w:pPr>
@@ -2525,12 +2646,16 @@
         <w:rPr>
           <w:rFonts w:ascii="Times New Roman" w:hAnsi="Times New Roman" w:eastAsia="Times New Roman"/>
           <w:b w:val="0"/>
+          <w:i w:val="0"/>
           <w:sz w:val="28"/>
         </w:rPr>
-        <w:t>2. Ожегов С. И., Шведова Н. Ю. Толковый словарь русского языка: 80 000 слов и фразеологических выражений. — 4-е изд., доп. — М.: Азбуковник, 1999. — 944 с.</w:t>
+        <w:t>2. Ожегов С. И., Шведова Н. Ю. Толковый словарь русского языка: 80 000 слов и фразеологических выражений. - 4-е изд., доп. - М.: Азбуковник, 1999. - 944 с.</w:t>
       </w:r>
     </w:p>
     <w:p>
+      <w:pPr>
+        <w:spacing w:line="240" w:lineRule="auto" w:before="0" w:after="0"/>
+      </w:pPr>
       <w:r>
         <w:br w:type="page"/>
       </w:r>
@@ -2538,12 +2663,12 @@
     <w:p>
       <w:pPr>
         <w:pStyle w:val="Heading1"/>
-        <w:jc w:val="left"/>
       </w:pPr>
       <w:r>
         <w:rPr>
           <w:rFonts w:ascii="Times New Roman" w:hAnsi="Times New Roman" w:eastAsia="Times New Roman"/>
           <w:b/>
+          <w:i w:val="0"/>
           <w:sz w:val="32"/>
         </w:rPr>
         <w:t>Приложение А. Краткий словарь терминов для защиты</w:t>
@@ -2551,7 +2676,7 @@
     </w:p>
     <w:p>
       <w:pPr>
-        <w:spacing w:line="360" w:lineRule="auto" w:after="0" w:before="0"/>
+        <w:spacing w:line="360" w:lineRule="auto" w:before="0" w:after="0"/>
         <w:ind w:firstLine="709"/>
         <w:jc w:val="both"/>
       </w:pPr>
@@ -2559,6 +2684,7 @@
         <w:rPr>
           <w:rFonts w:ascii="Times New Roman" w:hAnsi="Times New Roman" w:eastAsia="Times New Roman"/>
           <w:b/>
+          <w:i w:val="0"/>
           <w:sz w:val="28"/>
         </w:rPr>
         <w:t>Фактор</w:t>
@@ -2567,14 +2693,15 @@
         <w:rPr>
           <w:rFonts w:ascii="Times New Roman" w:hAnsi="Times New Roman" w:eastAsia="Times New Roman"/>
           <w:b w:val="0"/>
+          <w:i w:val="0"/>
           <w:sz w:val="28"/>
         </w:rPr>
-        <w:t xml:space="preserve"> — причина, условие или обстоятельство, которое влияет на содержание, выбор либо результат решения.</w:t>
+        <w:t xml:space="preserve"> - причина, условие или обстоятельство, которое влияет на содержание, выбор либо результат решения.</w:t>
       </w:r>
     </w:p>
     <w:p>
       <w:pPr>
-        <w:spacing w:line="360" w:lineRule="auto" w:after="0" w:before="0"/>
+        <w:spacing w:line="360" w:lineRule="auto" w:before="0" w:after="0"/>
         <w:ind w:firstLine="709"/>
         <w:jc w:val="both"/>
       </w:pPr>
@@ -2582,6 +2709,7 @@
         <w:rPr>
           <w:rFonts w:ascii="Times New Roman" w:hAnsi="Times New Roman" w:eastAsia="Times New Roman"/>
           <w:b/>
+          <w:i w:val="0"/>
           <w:sz w:val="28"/>
         </w:rPr>
         <w:t>Критерий</w:t>
@@ -2590,14 +2718,15 @@
         <w:rPr>
           <w:rFonts w:ascii="Times New Roman" w:hAnsi="Times New Roman" w:eastAsia="Times New Roman"/>
           <w:b w:val="0"/>
+          <w:i w:val="0"/>
           <w:sz w:val="28"/>
         </w:rPr>
-        <w:t xml:space="preserve"> — признак или основание, по которому оцениваются и сопоставляются варианты решения.</w:t>
+        <w:t xml:space="preserve"> - признак или основание, по которому оцениваются и сопоставляются варианты решения.</w:t>
       </w:r>
     </w:p>
     <w:p>
       <w:pPr>
-        <w:spacing w:line="360" w:lineRule="auto" w:after="0" w:before="0"/>
+        <w:spacing w:line="360" w:lineRule="auto" w:before="0" w:after="0"/>
         <w:ind w:firstLine="709"/>
         <w:jc w:val="both"/>
       </w:pPr>
@@ -2605,6 +2734,7 @@
         <w:rPr>
           <w:rFonts w:ascii="Times New Roman" w:hAnsi="Times New Roman" w:eastAsia="Times New Roman"/>
           <w:b/>
+          <w:i w:val="0"/>
           <w:sz w:val="28"/>
         </w:rPr>
         <w:t>Ограничение</w:t>
@@ -2613,14 +2743,15 @@
         <w:rPr>
           <w:rFonts w:ascii="Times New Roman" w:hAnsi="Times New Roman" w:eastAsia="Times New Roman"/>
           <w:b w:val="0"/>
+          <w:i w:val="0"/>
           <w:sz w:val="28"/>
         </w:rPr>
-        <w:t xml:space="preserve"> — условие, задающее допустимые границы решения и исключающее неприемлемые варианты.</w:t>
+        <w:t xml:space="preserve"> - условие, задающее допустимые границы решения и исключающее неприемлемые варианты.</w:t>
       </w:r>
     </w:p>
     <w:p>
       <w:pPr>
-        <w:spacing w:line="360" w:lineRule="auto" w:after="0" w:before="0"/>
+        <w:spacing w:line="360" w:lineRule="auto" w:before="0" w:after="0"/>
         <w:ind w:firstLine="709"/>
         <w:jc w:val="both"/>
       </w:pPr>
@@ -2628,6 +2759,7 @@
         <w:rPr>
           <w:rFonts w:ascii="Times New Roman" w:hAnsi="Times New Roman" w:eastAsia="Times New Roman"/>
           <w:b/>
+          <w:i w:val="0"/>
           <w:sz w:val="28"/>
         </w:rPr>
         <w:t>Сфера деятельности</w:t>
@@ -2636,14 +2768,15 @@
         <w:rPr>
           <w:rFonts w:ascii="Times New Roman" w:hAnsi="Times New Roman" w:eastAsia="Times New Roman"/>
           <w:b w:val="0"/>
+          <w:i w:val="0"/>
           <w:sz w:val="28"/>
         </w:rPr>
-        <w:t xml:space="preserve"> — область общественной и хозяйственной деятельности, в пределах которой работает организация; для ИМЗ — машиностроение и производство мототехники.</w:t>
+        <w:t xml:space="preserve"> - область общественной и хозяйственной деятельности, в пределах которой работает организация; для ИМЗ - машиностроение и производство мототехники.</w:t>
       </w:r>
     </w:p>
     <w:p>
       <w:pPr>
-        <w:spacing w:line="360" w:lineRule="auto" w:after="0" w:before="0"/>
+        <w:spacing w:line="360" w:lineRule="auto" w:before="0" w:after="0"/>
         <w:ind w:firstLine="709"/>
         <w:jc w:val="both"/>
       </w:pPr>
@@ -2651,6 +2784,7 @@
         <w:rPr>
           <w:rFonts w:ascii="Times New Roman" w:hAnsi="Times New Roman" w:eastAsia="Times New Roman"/>
           <w:b/>
+          <w:i w:val="0"/>
           <w:sz w:val="28"/>
         </w:rPr>
         <w:t>Информационная определенность</w:t>
@@ -2659,14 +2793,16 @@
         <w:rPr>
           <w:rFonts w:ascii="Times New Roman" w:hAnsi="Times New Roman" w:eastAsia="Times New Roman"/>
           <w:b w:val="0"/>
+          <w:i w:val="0"/>
           <w:sz w:val="28"/>
         </w:rPr>
-        <w:t xml:space="preserve"> — ситуация, при которой руководителю известны существенные альтернативы и результаты их выбора. </w:t>
+        <w:t xml:space="preserve"> - ситуация, при которой руководителю известны существенные альтернативы и результаты их выбора. </w:t>
       </w:r>
       <w:r>
         <w:rPr>
           <w:rFonts w:ascii="Times New Roman" w:hAnsi="Times New Roman" w:eastAsia="Times New Roman"/>
           <w:b/>
+          <w:i w:val="0"/>
           <w:sz w:val="28"/>
         </w:rPr>
         <w:t>Информационная неопределенность</w:t>
@@ -2675,14 +2811,15 @@
         <w:rPr>
           <w:rFonts w:ascii="Times New Roman" w:hAnsi="Times New Roman" w:eastAsia="Times New Roman"/>
           <w:b w:val="0"/>
+          <w:i w:val="0"/>
           <w:sz w:val="28"/>
         </w:rPr>
-        <w:t xml:space="preserve"> — ситуация, при которой результаты и/или их вероятности нельзя надежно установить на основе имеющихся данных.</w:t>
+        <w:t xml:space="preserve"> - ситуация, при которой результаты и/или их вероятности нельзя надежно установить на основе имеющихся данных.</w:t>
       </w:r>
     </w:p>
     <w:p>
       <w:pPr>
-        <w:spacing w:line="360" w:lineRule="auto" w:after="0" w:before="0"/>
+        <w:spacing w:line="360" w:lineRule="auto" w:before="0" w:after="0"/>
         <w:ind w:firstLine="709"/>
         <w:jc w:val="both"/>
       </w:pPr>
@@ -2690,6 +2827,7 @@
         <w:rPr>
           <w:rFonts w:ascii="Times New Roman" w:hAnsi="Times New Roman" w:eastAsia="Times New Roman"/>
           <w:b/>
+          <w:i w:val="0"/>
           <w:sz w:val="28"/>
         </w:rPr>
         <w:t>Перспективность</w:t>
@@ -2698,14 +2836,15 @@
         <w:rPr>
           <w:rFonts w:ascii="Times New Roman" w:hAnsi="Times New Roman" w:eastAsia="Times New Roman"/>
           <w:b w:val="0"/>
+          <w:i w:val="0"/>
           <w:sz w:val="28"/>
         </w:rPr>
-        <w:t xml:space="preserve"> — способность решения обеспечивать положительное развитие и полезный результат в будущем, а не только краткосрочный эффект.</w:t>
+        <w:t xml:space="preserve"> - способность решения обеспечивать положительное развитие и полезный результат в будущем, а не только краткосрочный эффект.</w:t>
       </w:r>
     </w:p>
     <w:p>
       <w:pPr>
-        <w:spacing w:line="360" w:lineRule="auto" w:after="0" w:before="0"/>
+        <w:spacing w:line="360" w:lineRule="auto" w:before="0" w:after="0"/>
         <w:ind w:firstLine="709"/>
         <w:jc w:val="both"/>
       </w:pPr>
@@ -2713,6 +2852,7 @@
         <w:rPr>
           <w:rFonts w:ascii="Times New Roman" w:hAnsi="Times New Roman" w:eastAsia="Times New Roman"/>
           <w:b/>
+          <w:i w:val="0"/>
           <w:sz w:val="28"/>
         </w:rPr>
         <w:t>Социальные показатели</w:t>
@@ -2721,14 +2861,15 @@
         <w:rPr>
           <w:rFonts w:ascii="Times New Roman" w:hAnsi="Times New Roman" w:eastAsia="Times New Roman"/>
           <w:b w:val="0"/>
+          <w:i w:val="0"/>
           <w:sz w:val="28"/>
         </w:rPr>
-        <w:t xml:space="preserve"> — измеримые характеристики социальных последствий решения: занятость, уровень оплаты труда, текучесть кадров, травматизм, обучение, условия труда и удовлетворенность работников.</w:t>
+        <w:t xml:space="preserve"> - измеримые характеристики социальных последствий решения: занятость, уровень оплаты труда, текучесть кадров, травматизм, обучение, условия труда и удовлетворенность работников.</w:t>
       </w:r>
     </w:p>
     <w:p>
       <w:pPr>
-        <w:spacing w:line="360" w:lineRule="auto" w:after="0" w:before="0"/>
+        <w:spacing w:line="360" w:lineRule="auto" w:before="0" w:after="0"/>
         <w:ind w:firstLine="709"/>
         <w:jc w:val="both"/>
       </w:pPr>
@@ -2736,6 +2877,7 @@
         <w:rPr>
           <w:rFonts w:ascii="Times New Roman" w:hAnsi="Times New Roman" w:eastAsia="Times New Roman"/>
           <w:b/>
+          <w:i w:val="0"/>
           <w:sz w:val="28"/>
         </w:rPr>
         <w:t>Метод исключения</w:t>
@@ -2744,14 +2886,15 @@
         <w:rPr>
           <w:rFonts w:ascii="Times New Roman" w:hAnsi="Times New Roman" w:eastAsia="Times New Roman"/>
           <w:b w:val="0"/>
+          <w:i w:val="0"/>
           <w:sz w:val="28"/>
         </w:rPr>
-        <w:t xml:space="preserve"> — способ выбора, при котором альтернативы последовательно отклоняются из-за несоответствия критериям или нарушения ограничений, пока не остается приемлемый вариант.</w:t>
+        <w:t xml:space="preserve"> - способ выбора, при котором альтернативы последовательно отклоняются из-за несоответствия критериям или нарушения ограничений, пока не остается приемлемый вариант.</w:t>
       </w:r>
     </w:p>
     <w:p>
       <w:pPr>
-        <w:spacing w:line="360" w:lineRule="auto" w:after="0" w:before="0"/>
+        <w:spacing w:line="360" w:lineRule="auto" w:before="0" w:after="0"/>
         <w:ind w:firstLine="709"/>
         <w:jc w:val="both"/>
       </w:pPr>
@@ -2759,6 +2902,7 @@
         <w:rPr>
           <w:rFonts w:ascii="Times New Roman" w:hAnsi="Times New Roman" w:eastAsia="Times New Roman"/>
           <w:b/>
+          <w:i w:val="0"/>
           <w:sz w:val="28"/>
         </w:rPr>
         <w:t>Аргумент</w:t>
@@ -2767,14 +2911,15 @@
         <w:rPr>
           <w:rFonts w:ascii="Times New Roman" w:hAnsi="Times New Roman" w:eastAsia="Times New Roman"/>
           <w:b w:val="0"/>
+          <w:i w:val="0"/>
           <w:sz w:val="28"/>
         </w:rPr>
-        <w:t xml:space="preserve"> — положение, довод или факт, используемый для обоснования определенного тезиса или выбора.</w:t>
+        <w:t xml:space="preserve"> - положение, довод или факт, используемый для обоснования определенного тезиса или выбора.</w:t>
       </w:r>
     </w:p>
     <w:p>
       <w:pPr>
-        <w:spacing w:line="360" w:lineRule="auto" w:after="0" w:before="0"/>
+        <w:spacing w:line="360" w:lineRule="auto" w:before="0" w:after="0"/>
         <w:ind w:firstLine="709"/>
         <w:jc w:val="both"/>
       </w:pPr>
@@ -2782,6 +2927,7 @@
         <w:rPr>
           <w:rFonts w:ascii="Times New Roman" w:hAnsi="Times New Roman" w:eastAsia="Times New Roman"/>
           <w:b/>
+          <w:i w:val="0"/>
           <w:sz w:val="28"/>
         </w:rPr>
         <w:t>Факт</w:t>
@@ -2790,14 +2936,15 @@
         <w:rPr>
           <w:rFonts w:ascii="Times New Roman" w:hAnsi="Times New Roman" w:eastAsia="Times New Roman"/>
           <w:b w:val="0"/>
+          <w:i w:val="0"/>
           <w:sz w:val="28"/>
         </w:rPr>
-        <w:t xml:space="preserve"> — реально существующее или произошедшее явление, достоверность которого установлена.</w:t>
+        <w:t xml:space="preserve"> - реально существующее или произошедшее явление, достоверность которого установлена.</w:t>
       </w:r>
     </w:p>
     <w:p>
       <w:pPr>
-        <w:spacing w:line="360" w:lineRule="auto" w:after="0" w:before="0"/>
+        <w:spacing w:line="360" w:lineRule="auto" w:before="0" w:after="0"/>
         <w:ind w:firstLine="709"/>
         <w:jc w:val="both"/>
       </w:pPr>
@@ -2805,6 +2952,7 @@
         <w:rPr>
           <w:rFonts w:ascii="Times New Roman" w:hAnsi="Times New Roman" w:eastAsia="Times New Roman"/>
           <w:b/>
+          <w:i w:val="0"/>
           <w:sz w:val="28"/>
         </w:rPr>
         <w:t>Номенклатура продукции</w:t>
@@ -2813,14 +2961,15 @@
         <w:rPr>
           <w:rFonts w:ascii="Times New Roman" w:hAnsi="Times New Roman" w:eastAsia="Times New Roman"/>
           <w:b w:val="0"/>
+          <w:i w:val="0"/>
           <w:sz w:val="28"/>
         </w:rPr>
-        <w:t xml:space="preserve"> — перечень выпускаемых организацией наименований, видов, типов и моделей продукции.</w:t>
+        <w:t xml:space="preserve"> - перечень выпускаемых организацией наименований, видов, типов и моделей продукции.</w:t>
       </w:r>
     </w:p>
     <w:p>
       <w:pPr>
-        <w:spacing w:line="360" w:lineRule="auto" w:after="0" w:before="0"/>
+        <w:spacing w:line="360" w:lineRule="auto" w:before="0" w:after="0"/>
         <w:ind w:firstLine="709"/>
         <w:jc w:val="both"/>
       </w:pPr>
@@ -2828,6 +2977,7 @@
         <w:rPr>
           <w:rFonts w:ascii="Times New Roman" w:hAnsi="Times New Roman" w:eastAsia="Times New Roman"/>
           <w:b/>
+          <w:i w:val="0"/>
           <w:sz w:val="28"/>
         </w:rPr>
         <w:t>Дерево решений</w:t>
@@ -2836,14 +2986,16 @@
         <w:rPr>
           <w:rFonts w:ascii="Times New Roman" w:hAnsi="Times New Roman" w:eastAsia="Times New Roman"/>
           <w:b w:val="0"/>
+          <w:i w:val="0"/>
           <w:sz w:val="28"/>
         </w:rPr>
-        <w:t xml:space="preserve"> — графическое представление главного решения, последующих вариантов выбора и связанных с ними действий или последствий. Оно помогает показать последовательность и взаимозависимость решений. </w:t>
+        <w:t xml:space="preserve"> - графическое представление главного решения, последующих вариантов выбора и связанных с ними действий или последствий. Оно помогает показать последовательность и взаимозависимость решений. </w:t>
       </w:r>
       <w:r>
         <w:rPr>
           <w:rFonts w:ascii="Times New Roman" w:hAnsi="Times New Roman" w:eastAsia="Times New Roman"/>
           <w:b/>
+          <w:i w:val="0"/>
           <w:sz w:val="28"/>
         </w:rPr>
         <w:t>Дерево целей</w:t>
@@ -2852,14 +3004,15 @@
         <w:rPr>
           <w:rFonts w:ascii="Times New Roman" w:hAnsi="Times New Roman" w:eastAsia="Times New Roman"/>
           <w:b w:val="0"/>
+          <w:i w:val="0"/>
           <w:sz w:val="28"/>
         </w:rPr>
-        <w:t xml:space="preserve"> декомпозирует желаемый конечный результат на подцели и не обязательно содержит альтернативы выбора; поэтому оно отвечает на вопрос «каких результатов достичь», тогда как дерево решений — «какие варианты выбрать и какие решения принять».</w:t>
+        <w:t xml:space="preserve"> декомпозирует желаемый конечный результат на подцели и не обязательно содержит альтернативы выбора; поэтому оно отвечает на вопрос «каких результатов достичь», тогда как дерево решений - «какие варианты выбрать и какие решения принять».</w:t>
       </w:r>
     </w:p>
     <w:p>
       <w:pPr>
-        <w:spacing w:line="360" w:lineRule="auto" w:after="0" w:before="0"/>
+        <w:spacing w:line="360" w:lineRule="auto" w:before="0" w:after="0"/>
         <w:ind w:firstLine="709"/>
         <w:jc w:val="both"/>
       </w:pPr>
@@ -2867,6 +3020,7 @@
         <w:rPr>
           <w:rFonts w:ascii="Times New Roman" w:hAnsi="Times New Roman" w:eastAsia="Times New Roman"/>
           <w:b/>
+          <w:i w:val="0"/>
           <w:sz w:val="28"/>
         </w:rPr>
         <w:t>Вывод</w:t>
@@ -2875,13 +3029,16 @@
         <w:rPr>
           <w:rFonts w:ascii="Times New Roman" w:hAnsi="Times New Roman" w:eastAsia="Times New Roman"/>
           <w:b w:val="0"/>
+          <w:i w:val="0"/>
           <w:sz w:val="28"/>
         </w:rPr>
-        <w:t xml:space="preserve"> — итог рассуждения или исследования, логически следующий из рассмотренных фактов и аргументов.</w:t>
+        <w:t xml:space="preserve"> - итог рассуждения или исследования, логически следующий из рассмотренных фактов и аргументов.</w:t>
       </w:r>
     </w:p>
     <w:sectPr>
       <w:footerReference w:type="default" r:id="rId9"/>
+      <w:footerReference w:type="first" r:id="rId11"/>
+      <w:footerReference w:type="even" r:id="rId12"/>
       <w:pgSz w:w="12240" w:h="15840"/>
       <w:pgMar w:top="1134" w:right="850" w:bottom="1134" w:left="1701" w:header="567" w:footer="567" w:gutter="0"/>
       <w:cols w:space="720"/>
@@ -2908,6 +3065,26 @@
       <w:instrText xml:space="preserve"> PAGE </w:instrText>
       <w:fldChar w:fldCharType="end"/>
     </w:r>
+  </w:p>
+</w:ftr>
+</file>
+
+<file path=word/footer2.xml><?xml version="1.0" encoding="utf-8"?>
+<w:ftr xmlns:m="http://schemas.openxmlformats.org/officeDocument/2006/math" xmlns:mc="http://schemas.openxmlformats.org/markup-compatibility/2006" xmlns:mo="http://schemas.microsoft.com/office/mac/office/2008/main" xmlns:mv="urn:schemas-microsoft-com:mac:vml" xmlns:o="urn:schemas-microsoft-com:office:office" xmlns:r="http://schemas.openxmlformats.org/officeDocument/2006/relationships" xmlns:v="urn:schemas-microsoft-com:vml" xmlns:w10="urn:schemas-microsoft-com:office:word" xmlns:w14="http://schemas.microsoft.com/office/word/2010/wordml" xmlns:w="http://schemas.openxmlformats.org/wordprocessingml/2006/main" xmlns:wne="http://schemas.microsoft.com/office/word/2006/wordml" xmlns:wp14="http://schemas.microsoft.com/office/word/2010/wordprocessingDrawing" xmlns:wp="http://schemas.openxmlformats.org/drawingml/2006/wordprocessingDrawing" xmlns:wpc="http://schemas.microsoft.com/office/word/2010/wordprocessingCanvas" xmlns:wpg="http://schemas.microsoft.com/office/word/2010/wordprocessingGroup" xmlns:wpi="http://schemas.microsoft.com/office/word/2010/wordprocessingInk" xmlns:wps="http://schemas.microsoft.com/office/word/2010/wordprocessingShape" mc:Ignorable="w14 wp14">
+  <w:p>
+    <w:pPr>
+      <w:pStyle w:val="Footer"/>
+    </w:pPr>
+  </w:p>
+</w:ftr>
+</file>
+
+<file path=word/footer3.xml><?xml version="1.0" encoding="utf-8"?>
+<w:ftr xmlns:m="http://schemas.openxmlformats.org/officeDocument/2006/math" xmlns:mc="http://schemas.openxmlformats.org/markup-compatibility/2006" xmlns:mo="http://schemas.microsoft.com/office/mac/office/2008/main" xmlns:mv="urn:schemas-microsoft-com:mac:vml" xmlns:o="urn:schemas-microsoft-com:office:office" xmlns:r="http://schemas.openxmlformats.org/officeDocument/2006/relationships" xmlns:v="urn:schemas-microsoft-com:vml" xmlns:w10="urn:schemas-microsoft-com:office:word" xmlns:w14="http://schemas.microsoft.com/office/word/2010/wordml" xmlns:w="http://schemas.openxmlformats.org/wordprocessingml/2006/main" xmlns:wne="http://schemas.microsoft.com/office/word/2006/wordml" xmlns:wp14="http://schemas.microsoft.com/office/word/2010/wordprocessingDrawing" xmlns:wp="http://schemas.openxmlformats.org/drawingml/2006/wordprocessingDrawing" xmlns:wpc="http://schemas.microsoft.com/office/word/2010/wordprocessingCanvas" xmlns:wpg="http://schemas.microsoft.com/office/word/2010/wordprocessingGroup" xmlns:wpi="http://schemas.microsoft.com/office/word/2010/wordprocessingInk" xmlns:wps="http://schemas.microsoft.com/office/word/2010/wordprocessingShape" mc:Ignorable="w14 wp14">
+  <w:p>
+    <w:pPr>
+      <w:pStyle w:val="Footer"/>
+    </w:pPr>
   </w:p>
 </w:ftr>
 </file>

--- a/П-41_Соловьев_АС_ПЗ-01.docx
+++ b/П-41_Соловьев_АС_ПЗ-01.docx
@@ -249,7 +249,7 @@
           <w:i w:val="0"/>
           <w:sz w:val="28"/>
         </w:rPr>
-        <w:t xml:space="preserve"> развитие практических навыков самостоятельного анализа факторов, влияющих на принятие управленческого решения, определения критериев выбора и ограничений, а также построения взаимосвязанной системы решений применительно к описанной управленческой ситуации [1, с. 133–135, 169–170].</w:t>
+        <w:t xml:space="preserve"> проанализировать факторы, влияющие на принятие управленческого решения, определить критерии выбора и ограничения, а также построить дерево взаимосвязанных решений применительно к ситуации ОАО «Ирбитский мотоциклетный завод» [1, с. 133–135, 169–170].</w:t>
       </w:r>
     </w:p>
     <w:p>
@@ -2098,7 +2098,7 @@
               <a:graphicData uri="http://schemas.openxmlformats.org/drawingml/2006/picture">
                 <pic:pic>
                   <pic:nvPicPr>
-                    <pic:cNvPr id="0" name="дерево-решений.png"/>
+                    <pic:cNvPr id="0" name="image.png"/>
                     <pic:cNvPicPr/>
                   </pic:nvPicPr>
                   <pic:blipFill>
@@ -2633,7 +2633,7 @@
           <w:i w:val="0"/>
           <w:sz w:val="28"/>
         </w:rPr>
-        <w:t>1. Лукычёва Л. И. Управление организацией: учебное пособие по специальности «Менеджмент организации» / Л. И. Лукычёва; под ред. Ю. П. Анискина. - 3-е изд., стер. - М.: Омега-Л, 2006. - 360 с. - ISBN 5-98119-986-5. - С. 133–135, 169–170.</w:t>
+        <w:t>1. Лукичёва Л. И. Управление организацией: учебное пособие по специальности «Менеджмент организации» / Л. И. Лукичёва; под ред. Ю. П. Анискина. - 3-е изд., стер. - М.: Омега-Л, 2006. - 360 с. - ISBN 5-98119-986-5. - С. 133–135, 169–170.</w:t>
       </w:r>
     </w:p>
     <w:p>
